--- a/src/content/bios/Jenks-CW 2016.docx
+++ b/src/content/bios/Jenks-CW 2016.docx
@@ -1,6 +1,6 @@
 
 <file path=word/document.xml><?xml version="1.0" encoding="utf-8"?>
-<w:document xmlns:wpc="http://schemas.microsoft.com/office/word/2010/wordprocessingCanvas" xmlns:cx="http://schemas.microsoft.com/office/drawing/2014/chartex" xmlns:cx1="http://schemas.microsoft.com/office/drawing/2015/9/8/chartex" xmlns:cx2="http://schemas.microsoft.com/office/drawing/2015/10/21/chartex" xmlns:cx3="http://schemas.microsoft.com/office/drawing/2016/5/9/chartex" xmlns:cx4="http://schemas.microsoft.com/office/drawing/2016/5/10/chartex" xmlns:cx5="http://schemas.microsoft.com/office/drawing/2016/5/11/chartex" xmlns:cx6="http://schemas.microsoft.com/office/drawing/2016/5/12/chartex" xmlns:cx7="http://schemas.microsoft.com/office/drawing/2016/5/13/chartex" xmlns:cx8="http://schemas.microsoft.com/office/drawing/2016/5/14/chartex" xmlns:mc="http://schemas.openxmlformats.org/markup-compatibility/2006" xmlns:aink="http://schemas.microsoft.com/office/drawing/2016/ink" xmlns:am3d="http://schemas.microsoft.com/office/drawing/2017/model3d" xmlns:o="urn:schemas-microsoft-com:office:office" xmlns:oel="http://schemas.microsoft.com/office/2019/extlst" xmlns:r="http://schemas.openxmlformats.org/officeDocument/2006/relationships" xmlns:m="http://schemas.openxmlformats.org/officeDocument/2006/math" xmlns:v="urn:schemas-microsoft-com:vml" xmlns:wp14="http://schemas.microsoft.com/office/word/2010/wordprocessingDrawing" xmlns:wp="http://schemas.openxmlformats.org/drawingml/2006/wordprocessingDrawing" xmlns:w10="urn:schemas-microsoft-com:office:word" xmlns:w="http://schemas.openxmlformats.org/wordprocessingml/2006/main" xmlns:w14="http://schemas.microsoft.com/office/word/2010/wordml" xmlns:w15="http://schemas.microsoft.com/office/word/2012/wordml" xmlns:w16cex="http://schemas.microsoft.com/office/word/2018/wordml/cex" xmlns:w16cid="http://schemas.microsoft.com/office/word/2016/wordml/cid" xmlns:w16="http://schemas.microsoft.com/office/word/2018/wordml" xmlns:w16du="http://schemas.microsoft.com/office/word/2023/wordml/word16du" xmlns:w16sdtdh="http://schemas.microsoft.com/office/word/2020/wordml/sdtdatahash" xmlns:w16sdtfl="http://schemas.microsoft.com/office/word/2024/wordml/sdtformatlock" xmlns:w16se="http://schemas.microsoft.com/office/word/2015/wordml/symex" xmlns:wpg="http://schemas.microsoft.com/office/word/2010/wordprocessingGroup" xmlns:wpi="http://schemas.microsoft.com/office/word/2010/wordprocessingInk" xmlns:wne="http://schemas.microsoft.com/office/word/2006/wordml" xmlns:wps="http://schemas.microsoft.com/office/word/2010/wordprocessingShape" mc:Ignorable="w14 w15 w16se w16cid w16 w16cex w16sdtdh w16sdtfl w16du wp14">
+<w:document xmlns:wpc="http://schemas.microsoft.com/office/word/2010/wordprocessingCanvas" xmlns:cx="http://schemas.microsoft.com/office/drawing/2014/chartex" xmlns:cx1="http://schemas.microsoft.com/office/drawing/2015/9/8/chartex" xmlns:cx2="http://schemas.microsoft.com/office/drawing/2015/10/21/chartex" xmlns:cx3="http://schemas.microsoft.com/office/drawing/2016/5/9/chartex" xmlns:cx4="http://schemas.microsoft.com/office/drawing/2016/5/10/chartex" xmlns:cx5="http://schemas.microsoft.com/office/drawing/2016/5/11/chartex" xmlns:cx6="http://schemas.microsoft.com/office/drawing/2016/5/12/chartex" xmlns:cx7="http://schemas.microsoft.com/office/drawing/2016/5/13/chartex" xmlns:cx8="http://schemas.microsoft.com/office/drawing/2016/5/14/chartex" xmlns:mc="http://schemas.openxmlformats.org/markup-compatibility/2006" xmlns:m="http://schemas.openxmlformats.org/officeDocument/2006/math" xmlns:aink="http://schemas.microsoft.com/office/drawing/2016/ink" xmlns:am3d="http://schemas.microsoft.com/office/drawing/2017/model3d" xmlns:oel="http://schemas.microsoft.com/office/2019/extlst" xmlns:r="http://schemas.openxmlformats.org/officeDocument/2006/relationships" xmlns:wp14="http://schemas.microsoft.com/office/word/2010/wordprocessingDrawing" xmlns:wp="http://schemas.openxmlformats.org/drawingml/2006/wordprocessingDrawing" xmlns:wpg="http://schemas.microsoft.com/office/word/2010/wordprocessingGroup" xmlns:wpi="http://schemas.microsoft.com/office/word/2010/wordprocessingInk" xmlns:wps="http://schemas.microsoft.com/office/word/2010/wordprocessingShape" xmlns:o="urn:schemas-microsoft-com:office:office" xmlns:v="urn:schemas-microsoft-com:vml" xmlns:w10="urn:schemas-microsoft-com:office:word" xmlns:w="http://schemas.openxmlformats.org/wordprocessingml/2006/main" xmlns:w14="http://schemas.microsoft.com/office/word/2010/wordml" xmlns:w15="http://schemas.microsoft.com/office/word/2012/wordml" xmlns:w16cei="http://schemas.microsoft.com/office/word/2026/wordml/cei" xmlns:w16cex="http://schemas.microsoft.com/office/word/2018/wordml/cex" xmlns:w16cid="http://schemas.microsoft.com/office/word/2016/wordml/cid" xmlns:w16="http://schemas.microsoft.com/office/word/2018/wordml" xmlns:w16sdtdh="http://schemas.microsoft.com/office/word/2020/wordml/sdtdatahash" xmlns:w16sdtfl="http://schemas.microsoft.com/office/word/2024/wordml/sdtformatlock" xmlns:w16se="http://schemas.microsoft.com/office/word/2015/wordml/symex" xmlns:w16du="http://schemas.microsoft.com/office/word/2023/wordml/word16du" xmlns:wne="http://schemas.microsoft.com/office/word/2006/wordml" mc:Ignorable="w14 w15 w16se w16cid w16 w16cex w16sdtdh w16sdtfl w16du wp14">
   <w:body>
     <w:p>
       <w:pPr>
@@ -63,8 +63,8 @@
           <w:lang w:eastAsia="nl-NL"/>
         </w:rPr>
         <w:drawing>
-          <wp:inline distT="0" distB="0" distL="0" distR="0" wp14:anchorId="0F83BEA2" wp14:editId="5239190C">
-            <wp:extent cx="1693295" cy="2311400"/>
+          <wp:inline distT="0" distB="0" distL="0" distR="0" wp14:anchorId="0F83BEA2" wp14:editId="238ED14F">
+            <wp:extent cx="2114550" cy="2886426"/>
             <wp:effectExtent l="0" t="0" r="0" b="0"/>
             <wp:docPr id="1" name="Afbeelding 1" descr="C"/>
             <wp:cNvGraphicFramePr>
@@ -89,7 +89,7 @@
                   <pic:spPr bwMode="auto">
                     <a:xfrm>
                       <a:off x="0" y="0"/>
-                      <a:ext cx="1710487" cy="2334867"/>
+                      <a:ext cx="2147521" cy="2931432"/>
                     </a:xfrm>
                     <a:prstGeom prst="rect">
                       <a:avLst/>
@@ -122,7 +122,20 @@
           <w:szCs w:val="24"/>
           <w:lang w:val="en-GB"/>
         </w:rPr>
-        <w:t>Source: ILO Historical Archives, Geneva</w:t>
+        <w:t xml:space="preserve">Source: </w:t>
+      </w:r>
+      <w:r>
+        <w:rPr>
+          <w:szCs w:val="24"/>
+          <w:lang w:val="en-GB"/>
+        </w:rPr>
+        <w:t>Jenks, n.d., ILO</w:t>
+      </w:r>
+      <w:r>
+        <w:rPr>
+          <w:lang w:val="en-GB"/>
+        </w:rPr>
+        <w:t xml:space="preserve"> Historical Archives</w:t>
       </w:r>
     </w:p>
     <w:p>
@@ -171,7 +184,23 @@
           <w:szCs w:val="24"/>
           <w:lang w:val="en-GB"/>
         </w:rPr>
-        <w:t xml:space="preserve">At the urging of Archibald Evans, a former Cambridge classmate then working in the secretariat of the International Labour Organization (ILO), Jenks applied for the post of assistant legal adviser. Though he faced competition from more senior candidates, he was selected because legal adviser Jean Morellet wanted someone who could cover the common law approach to international law and ‘was also young and keen enough to find legal reasons for doing what should be done rather than searching why, in law, it could not be done’ (Evans 1995: 16). In June 1931 Jenks joined the ILO as a legal officer and provided input on the functioning of the organization, such as interpreting the concept of tripartism and exploring how future conventions and recommendations might take shape. In 1936 he received his Master’s degree from Cambridge University and became Barrister-at-Law of Gray’s Inn, which allowed him to practise as a barrister. In 1938 the ILO sent him on one of the very first technical cooperation missions to revise Venezuela’s 1936 draft Labour Act, where he worked with Rafael Caldera, the first Venezuelan ILO correspondent. Around this time he authored a (never published) anthology of poetry. Jenks was also named secretary of the Emergency Committee that the ILO established to plan for the organization’s continued functioning in the face of what </w:t>
+        <w:t xml:space="preserve">At the urging of Archibald Evans, a former Cambridge classmate then working in the secretariat of the International Labour Organization (ILO), Jenks applied for the post of assistant legal adviser. Though he faced competition from more senior candidates, he was selected because legal adviser Jean Morellet wanted someone who could cover the common law approach to international law and ‘was also young and keen enough to find legal reasons for doing what should be done rather than searching why, in law, it could not be done’ (Evans 1995: 16). In June 1931 Jenks joined the ILO as a legal officer and provided input on the functioning of the organization, such as interpreting the concept of tripartism and exploring how future conventions and recommendations might take shape. In 1936 he received his </w:t>
+      </w:r>
+      <w:proofErr w:type="gramStart"/>
+      <w:r>
+        <w:rPr>
+          <w:szCs w:val="24"/>
+          <w:lang w:val="en-GB"/>
+        </w:rPr>
+        <w:t>Master’s</w:t>
+      </w:r>
+      <w:proofErr w:type="gramEnd"/>
+      <w:r>
+        <w:rPr>
+          <w:szCs w:val="24"/>
+          <w:lang w:val="en-GB"/>
+        </w:rPr>
+        <w:t xml:space="preserve"> degree from Cambridge University and became Barrister-at-Law of Gray’s Inn, which allowed him to practise as a barrister. In 1938 the ILO sent him on one of the very first technical cooperation missions to revise Venezuela’s 1936 draft Labour Act, where he worked with </w:t>
       </w:r>
       <w:r>
         <w:rPr>
@@ -179,7 +208,23 @@
           <w:lang w:val="en-GB"/>
         </w:rPr>
         <w:lastRenderedPageBreak/>
-        <w:t xml:space="preserve">appeared to be a looming European conflict. The Swiss Government had indicated that the League of Nations, and thus the ILO, would only have 24 hours to leave Geneva in case of armed conflict. Jenks worked closely with ILO Director John Winant on such plans in 1939 and 1940. ILO staff was pared down significantly, with an essential group earmarked for transfer off-site. Winant’s original plan to move the ILO to Vichy, France was rescinded when France fell to Nazi Germany, but in August 1940 Winant and the Canadian government reached an agreement to set up a working centre for the ILO at McGill University in Montreal. </w:t>
+        <w:t xml:space="preserve">Rafael Caldera, the first Venezuelan ILO correspondent. Around this </w:t>
+      </w:r>
+      <w:proofErr w:type="gramStart"/>
+      <w:r>
+        <w:rPr>
+          <w:szCs w:val="24"/>
+          <w:lang w:val="en-GB"/>
+        </w:rPr>
+        <w:t>time</w:t>
+      </w:r>
+      <w:proofErr w:type="gramEnd"/>
+      <w:r>
+        <w:rPr>
+          <w:szCs w:val="24"/>
+          <w:lang w:val="en-GB"/>
+        </w:rPr>
+        <w:t xml:space="preserve"> he authored a (never published) anthology of poetry. Jenks was also named secretary of the Emergency Committee that the ILO established to plan for the organization’s continued functioning in the face of what appeared to be a looming European conflict. The Swiss Government had indicated that the League of Nations, and thus the ILO, would only have 24 hours to leave Geneva in case of armed conflict. Jenks worked closely with ILO Director John Winant on such plans in 1939 and 1940. ILO staff was pared down significantly, with an essential group earmarked for transfer off-site. Winant’s original plan to move the ILO to Vichy, France was rescinded when France fell to Nazi Germany, but in August 1940 Winant and the Canadian government reached an agreement to set up a working centre for the ILO at McGill University in Montreal. </w:t>
       </w:r>
     </w:p>
     <w:p>
@@ -199,7 +244,55 @@
           <w:szCs w:val="24"/>
           <w:lang w:val="en-GB"/>
         </w:rPr>
-        <w:t>In Montreal Jenks was effectively acting legal adviser, since Frenchman Morellet had resigned and Jacques Secretan had remained in Switzerland to handle the ILO’s relations with the Swiss federal government. Jenks was involved in the special session of the International Labour Conference held in New York and Washington DC in late 1941 and was also named adviser to the American Law Institute on the Essential Human Rights project (1942-1944). On 15 January 1943 Jenks was officially appointed legal adviser. In preparation for the first regular session of the International Labour Conference to be held since the declaration of war, acting Director Edward Phelan and Jenks co-authored a clear value proposition for the ILO’s continued relevance in the postwar era. This provided a roadmap for action by reaffirming the principles that had guided the ILO’s action, while providing new goals, such as full employment and free choice of occupation, and also expressed solidarity with colonized territories. The 26</w:t>
+        <w:t xml:space="preserve">In Montreal Jenks was effectively acting legal adviser, since Frenchman </w:t>
+      </w:r>
+      <w:proofErr w:type="spellStart"/>
+      <w:r>
+        <w:rPr>
+          <w:szCs w:val="24"/>
+          <w:lang w:val="en-GB"/>
+        </w:rPr>
+        <w:t>Morellet</w:t>
+      </w:r>
+      <w:proofErr w:type="spellEnd"/>
+      <w:r>
+        <w:rPr>
+          <w:szCs w:val="24"/>
+          <w:lang w:val="en-GB"/>
+        </w:rPr>
+        <w:t xml:space="preserve"> had resigned and Jacques </w:t>
+      </w:r>
+      <w:proofErr w:type="spellStart"/>
+      <w:r>
+        <w:rPr>
+          <w:szCs w:val="24"/>
+          <w:lang w:val="en-GB"/>
+        </w:rPr>
+        <w:t>Secretan</w:t>
+      </w:r>
+      <w:proofErr w:type="spellEnd"/>
+      <w:r>
+        <w:rPr>
+          <w:szCs w:val="24"/>
+          <w:lang w:val="en-GB"/>
+        </w:rPr>
+        <w:t xml:space="preserve"> had remained in Switzerland to handle the ILO’s relations with the Swiss federal government. Jenks was involved in the special session of the International Labour Conference held in New York and Washington DC in late 1941 and was also named adviser to the American Law Institute on the Essential Human Rights project (1942-1944). On 15 January 1943 Jenks was officially appointed legal adviser. In preparation for the first regular session of the International Labour Conference to be held since the declaration of war, acting Director Edward Phelan and Jenks co-authored a clear value proposition for the ILO’s continued relevance in the postwar era. This provided a roadmap for action by reaffirming the principles that had guided the ILO’s action, while providing new goals, such as full employment and free choice of occupation, </w:t>
+      </w:r>
+      <w:proofErr w:type="gramStart"/>
+      <w:r>
+        <w:rPr>
+          <w:szCs w:val="24"/>
+          <w:lang w:val="en-GB"/>
+        </w:rPr>
+        <w:t>and also</w:t>
+      </w:r>
+      <w:proofErr w:type="gramEnd"/>
+      <w:r>
+        <w:rPr>
+          <w:szCs w:val="24"/>
+          <w:lang w:val="en-GB"/>
+        </w:rPr>
+        <w:t xml:space="preserve"> expressed solidarity with colonized territories. The 26</w:t>
       </w:r>
       <w:r>
         <w:rPr>
@@ -231,7 +324,7 @@
           <w:lang w:val="en-GB"/>
         </w:rPr>
         <w:tab/>
-        <w:t xml:space="preserve">Jenks’ interest in the postwar order was not limited to the ILO, as he was also concerned about the functioning of the international system writ large. He had explored questions regarding the status of international organizations and the international civil service, such as working with the League of Nations in the 1930s on questions related to the privileges and immunities of international civil servants. His own intellectual curiosity led him to revisit Scottish public lawyer James Lorimer’s work on the seats of international organizations in a 1940 publication. The wartime question of an eventual transition from the League to a successor organization led him to increase his work in this area. In 1943 he made a call for an international civil service whose impartiality was guaranteed by governments worldwide and in 1945 he published a work on the status of the headquarters of international organizations. His work on ground rules of a new international civil service influenced the relevant clauses in the UN Charter. Also, through his work with the American Law Institute’s project on essential human rights, he provided guidance on the drafting of its Statement of Essential Human Rights, which contributed to the development of the wording of the 1948 Universal Declaration of Human Rights. When the ILO returned to Geneva in 1948 and David Morse became Director-General, Jenks was named Assistant Director-General (effective 15 December 1948). The return to Geneva marked a new chapter in his life. While in New York to attend the UN General Assembly, he wed Jane Broverman, whom he had met on a sea crossing, in 1949. Jenks continued to make the study of international law an integral part of his professional practice, contributing to debates through a prodigious production of scholarly publications (well over 100 in his lifetime) and engagement with epistemic international law communities. In 1950 and 1955 he returned to The Hague Academy of International Law as visiting professor, a post he </w:t>
+        <w:t xml:space="preserve">Jenks’ interest in the postwar order was not limited to the ILO, as he was also concerned about the functioning of the international system writ large. He had explored questions regarding the status of international organizations and the international civil service, such as working with the League of Nations in the 1930s on questions related to the privileges and immunities of international civil servants. His own intellectual curiosity led him to revisit Scottish public lawyer James Lorimer’s work on the seats of international organizations in a 1940 publication. The wartime question of an eventual transition from the League to a successor organization led him to increase his work in this area. In 1943 he made a call for an international civil service whose impartiality was guaranteed by governments worldwide and in 1945 he published a work on the status of the headquarters of international organizations. His work on ground rules of a new international civil service influenced the relevant clauses in the UN Charter. Also, through his work with the American Law Institute’s project on essential human rights, he provided guidance on the drafting of its Statement of Essential Human Rights, which contributed to the development of the wording of the 1948 Universal Declaration of Human Rights. When the ILO returned to Geneva in 1948 and David Morse became Director-General, Jenks was named Assistant Director-General (effective 15 December 1948). The return to Geneva marked a new chapter in his life. While in New York to attend the UN General Assembly, he wed Jane Broverman, whom he had met on a sea crossing, in 1949. Jenks continued to make the study of international law an integral part of his professional practice, </w:t>
       </w:r>
       <w:r>
         <w:rPr>
@@ -239,7 +332,23 @@
           <w:lang w:val="en-GB"/>
         </w:rPr>
         <w:lastRenderedPageBreak/>
-        <w:t>had held before in 1939. In 1952 he was named associate of the Institute of International Law and in 1953 he received a Doctor of Laws degree from Cambridge University. For the Institute of International Law he served as chairman and reporter of both the Committee on the compulsory jurisdiction of the International Court of Justice (1954-1959) and the Committee on the international law of outer space (1959-1963)</w:t>
+        <w:t xml:space="preserve">contributing to debates through a prodigious production of scholarly publications (well over 100 in his lifetime) and engagement with epistemic international law communities. In 1950 and 1955 he returned to The Hague Academy of International Law as visiting professor, a post he had held before in 1939. In 1952 he was named associate of the Institute of International Law and in 1953 he received a Doctor of Laws degree from Cambridge University. For the Institute of International </w:t>
+      </w:r>
+      <w:proofErr w:type="gramStart"/>
+      <w:r>
+        <w:rPr>
+          <w:szCs w:val="24"/>
+          <w:lang w:val="en-GB"/>
+        </w:rPr>
+        <w:t>Law</w:t>
+      </w:r>
+      <w:proofErr w:type="gramEnd"/>
+      <w:r>
+        <w:rPr>
+          <w:szCs w:val="24"/>
+          <w:lang w:val="en-GB"/>
+        </w:rPr>
+        <w:t xml:space="preserve"> he served as chairman and reporter of both the Committee on the compulsory jurisdiction of the International Court of Justice (1954-1959) and the Committee on the international law of outer space (1959-1963)</w:t>
       </w:r>
       <w:r>
         <w:rPr>
@@ -286,7 +395,55 @@
           <w:lang w:val="en-GB"/>
         </w:rPr>
         <w:tab/>
-        <w:t xml:space="preserve">In 1954 Jenks’ friend and international legal scholar Hersch Lauterpacht (the two had met in 1934 while studying for their bar exams) had approached Jenks to stand for election as his replacement as Whewell Professor of International Law, a prestigious Cambridge chair dedicated to ending war between nations through legal means, as he was leaving the post to become a judge at the International Court of Justice. Jenks discussed the question with a handful of confidantes and responded that both Morse and Phelan ‘expressed strongly the view that they regard it as of substantial public importance that I should remain here, and I feel that I have an obligation to respond to that appeal’ (cited in Lauterpacht 2010: 385). Jenks, who was helping the ILO to navigate the waters of decolonization, spurred the ILO’s Committee of Experts on Social Policy in Non-Metropolitan Territories in 1955 to adopt a tripartite structure and in 1956 he called for more time for reflection before establishing an ILO regional conference and office in Africa. He was keen to ensure that the nascent governments of newly decolonized states adopt the ILO’s rulebook with its conventions and recommendations as a means to promote human rights. He also provided Morse with advice about how to handle South Africa and its Apartheid. By the late 1950s Jenks concluded that the ILO should stop trying to improve relations with South Africa in favour of building closer links to the recently and soon-to-be decolonized countries. South Africa announced its intention to withdraw from the ILO in 1964, but Jenks and the International Labour Conference considered South Africa to continue to be bound to its ILO obligations. In 1958 Jenks was named vice-president of the International Society for Labour Law and Social Legislation and in his book </w:t>
+        <w:t xml:space="preserve">In 1954 Jenks’ friend and international legal scholar Hersch </w:t>
+      </w:r>
+      <w:proofErr w:type="spellStart"/>
+      <w:r>
+        <w:rPr>
+          <w:szCs w:val="24"/>
+          <w:lang w:val="en-GB"/>
+        </w:rPr>
+        <w:t>Lauterpacht</w:t>
+      </w:r>
+      <w:proofErr w:type="spellEnd"/>
+      <w:r>
+        <w:rPr>
+          <w:szCs w:val="24"/>
+          <w:lang w:val="en-GB"/>
+        </w:rPr>
+        <w:t xml:space="preserve"> (the two had met in 1934 while studying for their bar exams) had approached Jenks to stand for election as his replacement as Whewell Professor of International Law, a prestigious Cambridge chair dedicated to ending war between nations through legal means, as he was leaving the post to become a judge at the International Court of Justice. Jenks discussed the question with a handful of confidantes and responded that both Morse and Phelan ‘expressed strongly the view that they regard it as of substantial public importance that I should remain here, and I feel that I have an obligation to respond to that appeal’ (cited in </w:t>
+      </w:r>
+      <w:proofErr w:type="spellStart"/>
+      <w:r>
+        <w:rPr>
+          <w:szCs w:val="24"/>
+          <w:lang w:val="en-GB"/>
+        </w:rPr>
+        <w:t>Lauterpacht</w:t>
+      </w:r>
+      <w:proofErr w:type="spellEnd"/>
+      <w:r>
+        <w:rPr>
+          <w:szCs w:val="24"/>
+          <w:lang w:val="en-GB"/>
+        </w:rPr>
+        <w:t xml:space="preserve"> 2010: 385). Jenks, who was helping the ILO to navigate the waters of decolonization, spurred the ILO’s Committee of Experts on Social Policy in Non-Metropolitan Territories in 1955 to adopt a tripartite structure and in 1956 he called for more time for reflection before establishing an ILO regional conference and office in Africa. He was keen to ensure that the nascent governments of newly decolonized states adopt the ILO’s rulebook with its conventions and recommendations </w:t>
+      </w:r>
+      <w:proofErr w:type="gramStart"/>
+      <w:r>
+        <w:rPr>
+          <w:szCs w:val="24"/>
+          <w:lang w:val="en-GB"/>
+        </w:rPr>
+        <w:t>as a means to</w:t>
+      </w:r>
+      <w:proofErr w:type="gramEnd"/>
+      <w:r>
+        <w:rPr>
+          <w:szCs w:val="24"/>
+          <w:lang w:val="en-GB"/>
+        </w:rPr>
+        <w:t xml:space="preserve"> promote human rights. He also provided Morse with advice about how to handle South Africa and its Apartheid. By the late 1950s Jenks concluded that the ILO should stop trying to improve relations with South Africa in favour of building closer links to the recently and soon-to-be decolonized countries. South Africa announced its intention to withdraw from the ILO in 1964, but Jenks and the International Labour Conference considered South Africa to continue to be bound to its ILO obligations. In 1958 Jenks was named vice-president of the International Society for Labour Law and Social Legislation and in his book </w:t>
       </w:r>
       <w:r>
         <w:rPr>
@@ -301,7 +458,23 @@
           <w:szCs w:val="24"/>
           <w:lang w:val="en-GB"/>
         </w:rPr>
-        <w:t>(London 1958) he argued that the postwar environment provided an opening for international law to transform from a system governing the relations between states to a broader ‘common law of mankind’. It received the 1959 Annual Award of the American Society of International Law for outstanding merit, a prize previously won by Hans Kelsen and Charles de Visscher. Jenks’ work at the ILO in the early 1960s continued under complicated internal politics. Morse had tentatively announced to the Governing Body in November 1961 that he intended to resign as Director-General due to longstanding conflict with United States (US) labour leader George Meany, but later rescinded this proclamation. A power struggle ensued between Morse and his deputy Jef Rens, which left a stalemate that was only remedied when McKinsey consultants were brought in to revise the structure of the secretariat.</w:t>
+        <w:t xml:space="preserve">(London 1958) he argued that the postwar environment provided an opening for international law to transform from a system governing the relations between states to a broader ‘common law of mankind’. It received the 1959 Annual Award of the American Society of International Law for outstanding merit, a prize previously won by Hans Kelsen and Charles de Visscher. Jenks’ work at the ILO in the early 1960s continued under complicated internal politics. Morse had tentatively announced to the Governing Body in November 1961 that he intended to resign as Director-General due to longstanding conflict with United States (US) labour leader </w:t>
+      </w:r>
+      <w:proofErr w:type="gramStart"/>
+      <w:r>
+        <w:rPr>
+          <w:szCs w:val="24"/>
+          <w:lang w:val="en-GB"/>
+        </w:rPr>
+        <w:t>George Meany, but</w:t>
+      </w:r>
+      <w:proofErr w:type="gramEnd"/>
+      <w:r>
+        <w:rPr>
+          <w:szCs w:val="24"/>
+          <w:lang w:val="en-GB"/>
+        </w:rPr>
+        <w:t xml:space="preserve"> later rescinded this proclamation. A power struggle ensued between Morse and his deputy Jef Rens, which left a stalemate that was only remedied when McKinsey consultants were brought in to revise the structure of the secretariat.</w:t>
       </w:r>
       <w:r>
         <w:rPr>
@@ -331,7 +504,15 @@
           <w:szCs w:val="24"/>
           <w:lang w:val="en-GB"/>
         </w:rPr>
-        <w:t xml:space="preserve">On 20 May 1970 the Governing Body named Jenks as Director-General. In announcing his agenda, Jenks recalled the bases of the Declaration of Philadelphia. When he took up his functions on 1 June, he entered with the support of his predecessors, having served under every previous Director-General. Because of this experience he was well suited to steer the ILO at this point in time. The geopolitical conflict that nearly pushed Morse to leave in 1961 soon reared its head again. When the Soviet Union rejoined the ILO in 1954 the Soviets requested that their nationals be integrated into the ILO secretariat, including in high-ranking positions. </w:t>
+        <w:t xml:space="preserve">On 20 May 1970 the Governing Body named Jenks as Director-General. In announcing his agenda, Jenks recalled the bases of the Declaration of Philadelphia. When he took up his functions on 1 June, he entered with the support of his predecessors, having served under every previous Director-General. Because of this experience he was well suited to steer the ILO </w:t>
+      </w:r>
+      <w:proofErr w:type="gramStart"/>
+      <w:r>
+        <w:rPr>
+          <w:szCs w:val="24"/>
+          <w:lang w:val="en-GB"/>
+        </w:rPr>
+        <w:t xml:space="preserve">at </w:t>
       </w:r>
       <w:r>
         <w:rPr>
@@ -339,7 +520,63 @@
           <w:lang w:val="en-GB"/>
         </w:rPr>
         <w:lastRenderedPageBreak/>
-        <w:t>Morse had deferred action on the latter, but once in office Jenks faced this head on and announced that he would appoint Pavel Astapenko, a former Byelorussian Deputy Foreign Minister, as Assistant Director-General. Jenks believed that appointing Astapenko meant a universal ILO and he said that ‘[a]ny fears that the Russians would be able to take over in this Organisation were quite unfounded’ (Dinner at the DG’s flat, 9 June 1970, ILO Archives Z 1/1/1/41 (J2)). Under pressure from Meany, who protested that Soviet values were incompatible with the ILO, the US Congress decided to unilaterally reduce the American contribution, which marked the start of great organizational difficulties for the ILO. Other geopolitical considerations drew Jenks’ attention. He made a concerted effort to engage Francisco Franco’s Spain in the ILO, despite the fact the country had been the subject of many freedom of association complaints. Jenks succeeded in fostering an open dialogue with the Spanish Ministry of Labour that led to Spain ratifying seven ILO conventions in 1971 alone. He also continued the annual reporting on the consequences of Apartheid in South Africa, a policy measure approved by the Governing Body in 1964. In November 1971 the People’s Republic of China (PRC) replaced Taiwan as the Chinese representative in the ILO, with the category ‘state of chief industrial importance’ guaranteeing it a government seat on the Governing Body. That this change should come under Jenks’ leadership was fitting, as he had set up an informal working party to study the impact of a potential admission of the PRC in the late 1960s. Other membership changes included Lesotho officially withdrawing in 1971 (a process begun under Morse), Qatar and the United Arab Emirates joining in 1972 and then Bangladesh in 1973. Jenks was also heavily involved in the German Democratic Republic membership negotiations, which resulted in accession in 1974.</w:t>
+        <w:t>this point in time</w:t>
+      </w:r>
+      <w:proofErr w:type="gramEnd"/>
+      <w:r>
+        <w:rPr>
+          <w:szCs w:val="24"/>
+          <w:lang w:val="en-GB"/>
+        </w:rPr>
+        <w:t>. The geopolitical conflict that nearly pushed Morse to leave in 1961 soon reared its head again. When the Soviet Union rejoined the ILO in 1954 the Soviets requested that their nationals be integrated into the ILO secretariat, including in high-ranking positions. Morse had deferred action on the latter, but once in office Jenks faced this head on and announced that he would appoint Pavel Astapenko, a former Byelorussian Deputy Foreign Minister, as Assistant Director-General. Jenks believed that appointing Astapenko meant a universal ILO and he said that ‘[a]</w:t>
+      </w:r>
+      <w:proofErr w:type="spellStart"/>
+      <w:r>
+        <w:rPr>
+          <w:szCs w:val="24"/>
+          <w:lang w:val="en-GB"/>
+        </w:rPr>
+        <w:t>ny</w:t>
+      </w:r>
+      <w:proofErr w:type="spellEnd"/>
+      <w:r>
+        <w:rPr>
+          <w:szCs w:val="24"/>
+          <w:lang w:val="en-GB"/>
+        </w:rPr>
+        <w:t xml:space="preserve"> fears that the Russians would be able to take over in this Organisation were quite unfounded’ (Dinner at the DG’s flat, 9 June 1970, ILO Archives Z 1/1/1/41 (J2)). Under pressure from Meany, who protested that Soviet values were incompatible with the ILO, the US Congress decided to unilaterally reduce the American contribution, which marked the start of great organizational difficulties for the ILO. Other geopolitical considerations drew Jenks’ attention. He made a concerted effort to engage Francisco Franco’s Spain in the </w:t>
+      </w:r>
+      <w:proofErr w:type="gramStart"/>
+      <w:r>
+        <w:rPr>
+          <w:szCs w:val="24"/>
+          <w:lang w:val="en-GB"/>
+        </w:rPr>
+        <w:t>ILO,</w:t>
+      </w:r>
+      <w:proofErr w:type="gramEnd"/>
+      <w:r>
+        <w:rPr>
+          <w:szCs w:val="24"/>
+          <w:lang w:val="en-GB"/>
+        </w:rPr>
+        <w:t xml:space="preserve"> despite the fact the country had been the subject of many </w:t>
+      </w:r>
+      <w:proofErr w:type="gramStart"/>
+      <w:r>
+        <w:rPr>
+          <w:szCs w:val="24"/>
+          <w:lang w:val="en-GB"/>
+        </w:rPr>
+        <w:t>freedom</w:t>
+      </w:r>
+      <w:proofErr w:type="gramEnd"/>
+      <w:r>
+        <w:rPr>
+          <w:szCs w:val="24"/>
+          <w:lang w:val="en-GB"/>
+        </w:rPr>
+        <w:t xml:space="preserve"> of association complaints. Jenks succeeded in fostering an open dialogue with the Spanish Ministry of Labour that led to Spain ratifying seven ILO conventions in 1971 alone. He also continued the annual reporting on the consequences of Apartheid in South Africa, a policy measure approved by the Governing Body in 1964. In November 1971 the People’s Republic of China (PRC) replaced Taiwan as the Chinese representative in the ILO, with the category ‘state of chief industrial importance’ guaranteeing it a government seat on the Governing Body. That this change should come under Jenks’ leadership was fitting, as he had set up an informal working party to study the impact of a potential admission of the PRC in the late 1960s. Other membership changes included Lesotho officially withdrawing in 1971 (a process begun under Morse), Qatar and the United Arab Emirates joining in 1972 and then Bangladesh in 1973. Jenks was also heavily involved in the German Democratic Republic membership negotiations, which resulted in accession in 1974.</w:t>
       </w:r>
     </w:p>
     <w:p>
@@ -363,7 +600,39 @@
           <w:szCs w:val="24"/>
           <w:lang w:val="en-GB"/>
         </w:rPr>
-        <w:t xml:space="preserve">In September 1973 Jenks went to Rome to serve as first vice-president of the centenary session of the Institute of International Law. After the opening session on 5 September he suffered a heart attack, which landed him in hospital with an order for four weeks’ rest. However, even in the hospital he continued working, signing off on the ILO report to the African Regional Conference. Readying to return to Geneva, he passed away on 9 October. A delegation from the ILO, including staff union representatives with whom he entertained good relations, met his hearse at the Grand St. Bernard border. Abbas Ammar (1973: 3) later eulogized, ‘He died as he would have wished – in harness, having given his all to the interests of the future of the Organisation’. The ILO paid tribute to Jenks through a special ceremony and the UN posthumously awarded Jenks its Prize in the Field of Human Rights. </w:t>
+        <w:t>In September 1973 Jenks went to Rome to serve as first vice-president of the centenary session of the Institute of International Law. After the opening session on </w:t>
+      </w:r>
+      <w:proofErr w:type="gramStart"/>
+      <w:r>
+        <w:rPr>
+          <w:szCs w:val="24"/>
+          <w:lang w:val="en-GB"/>
+        </w:rPr>
+        <w:t>5 September</w:t>
+      </w:r>
+      <w:proofErr w:type="gramEnd"/>
+      <w:r>
+        <w:rPr>
+          <w:szCs w:val="24"/>
+          <w:lang w:val="en-GB"/>
+        </w:rPr>
+        <w:t xml:space="preserve"> he suffered a heart attack, which landed him in hospital with an order for four weeks’ rest. However, even in the hospital he continued working, signing off on the ILO report to the African Regional Conference. Readying to return to Geneva, he passed away on 9 October. A delegation from the ILO, including staff union representatives with whom he entertained good relations, met his hearse at the Grand St. Bernard border. Abbas Ammar (1973: 3) later eulogized, ‘He died as he would have wished – in harness, having given his all to the interests of the future of the Organisation’. The ILO paid tribute to Jenks through a special </w:t>
+      </w:r>
+      <w:proofErr w:type="gramStart"/>
+      <w:r>
+        <w:rPr>
+          <w:szCs w:val="24"/>
+          <w:lang w:val="en-GB"/>
+        </w:rPr>
+        <w:t>ceremony</w:t>
+      </w:r>
+      <w:proofErr w:type="gramEnd"/>
+      <w:r>
+        <w:rPr>
+          <w:szCs w:val="24"/>
+          <w:lang w:val="en-GB"/>
+        </w:rPr>
+        <w:t xml:space="preserve"> and the UN posthumously awarded Jenks its Prize in the Field of Human Rights. </w:t>
       </w:r>
     </w:p>
     <w:p>
@@ -379,7 +648,23 @@
           <w:szCs w:val="24"/>
           <w:lang w:val="en-GB"/>
         </w:rPr>
-        <w:t xml:space="preserve">Both as civil servant and Director-General Jenks was ‘an indefatigable traveller’ (ILO GB.191/S.D.: 3) who sought to engage with the organization’s regional work, constituents, specific missions of inquiry and conciliation and educational lectures. He undertook missions to over 90 countries. As in his youth, he continued to have an immense capacity for work, being ‘literally a page-turner who could read each page as he turned it’, a skill that proved useful in improving reports (Dawson 1999: 16). He wrote rapidly and was also a </w:t>
+        <w:t xml:space="preserve">Both as civil servant and Director-General Jenks </w:t>
+      </w:r>
+      <w:proofErr w:type="gramStart"/>
+      <w:r>
+        <w:rPr>
+          <w:szCs w:val="24"/>
+          <w:lang w:val="en-GB"/>
+        </w:rPr>
+        <w:t>was</w:t>
+      </w:r>
+      <w:proofErr w:type="gramEnd"/>
+      <w:r>
+        <w:rPr>
+          <w:szCs w:val="24"/>
+          <w:lang w:val="en-GB"/>
+        </w:rPr>
+        <w:t xml:space="preserve"> ‘an indefatigable traveller’ (ILO GB.191/S.D.: 3) who sought to engage with the organization’s regional work, constituents, specific missions of inquiry and conciliation and educational lectures. He undertook missions to over 90 countries. As in his youth, he continued to have an immense capacity for work, being ‘literally a page-turner who could read each page as he turned it’, a skill that proved useful in improving reports (Dawson 1999: 16). He wrote rapidly and was also a </w:t>
       </w:r>
       <w:r>
         <w:rPr>
@@ -392,7 +677,23 @@
           <w:szCs w:val="24"/>
           <w:lang w:val="en-GB"/>
         </w:rPr>
-        <w:t xml:space="preserve"> His primary consideration in serving the ILO was to advance the organization’s interests. He was resolutely opposed to bureaucratic entrenchment and encouraged inventiveness. He did not seek popularity, which sometimes created adversaries and often gave the impression of Jenks as distant and brusque (Valticos 1973: 13). He was well liked by his staff for the humanity with which he responded to difficult personal situations: ‘even though he was a profoundly serious man he could also be very gay. His Gargantuan laugh could always be heard in the next room. He had the happiness of the man of action, because he struggled for his ideals – all his life’ (Hambro 1973: 2). His son Bruce Jenks followed his father into international service through a career at the UN Development Programme.</w:t>
+        <w:t xml:space="preserve"> His primary consideration in serving the ILO was to advance the organization’s interests. He was resolutely opposed to bureaucratic entrenchment and encouraged inventiveness. He did not seek popularity, which sometimes created adversaries and often gave the impression of Jenks as distant and brusque (</w:t>
+      </w:r>
+      <w:proofErr w:type="spellStart"/>
+      <w:r>
+        <w:rPr>
+          <w:szCs w:val="24"/>
+          <w:lang w:val="en-GB"/>
+        </w:rPr>
+        <w:t>Valticos</w:t>
+      </w:r>
+      <w:proofErr w:type="spellEnd"/>
+      <w:r>
+        <w:rPr>
+          <w:szCs w:val="24"/>
+          <w:lang w:val="en-GB"/>
+        </w:rPr>
+        <w:t xml:space="preserve"> 1973: 13). He was well liked by his staff for the humanity with which he responded to difficult personal situations: ‘even though he was a profoundly serious man he could also be very gay. His Gargantuan laugh could always be heard in the next room. He had the happiness of the man of action, because he struggled for his ideals – all his life’ (Hambro 1973: 2). His son Bruce Jenks followed his father into international service through a career at the UN Development Programme.</w:t>
       </w:r>
     </w:p>
     <w:p>
@@ -440,15 +741,7 @@
           <w:szCs w:val="24"/>
           <w:lang w:val="en-GB"/>
         </w:rPr>
-        <w:t>Jenks’ archives are housed by the ILO Archives in Geneva, Switzerland. The Jenks Cabinet files cover his professional obligations and decisions as Director-General (1970-</w:t>
-      </w:r>
-      <w:r>
-        <w:rPr>
-          <w:szCs w:val="24"/>
-          <w:lang w:val="en-GB"/>
-        </w:rPr>
-        <w:lastRenderedPageBreak/>
-        <w:t>1973). A separate collection of personal papers is housed in a dedicated Jenks Room. Since 1993 the UN University library in Tokyo, Japan has held Jenks’ collection of League of Nations documents.</w:t>
+        <w:t>Jenks’ archives are housed by the ILO Archives in Geneva, Switzerland. The Jenks Cabinet files cover his professional obligations and decisions as Director-General (1970-1973). A separate collection of personal papers is housed in a dedicated Jenks Room. Since 1993 the UN University library in Tokyo, Japan has held Jenks’ collection of League of Nations documents.</w:t>
       </w:r>
     </w:p>
     <w:p>
@@ -480,7 +773,43 @@
           <w:szCs w:val="24"/>
           <w:lang w:val="en-GB"/>
         </w:rPr>
-        <w:t xml:space="preserve">Collected Courses of the Hague Academy of International Law – Recueil des cours, </w:t>
+        <w:t xml:space="preserve">Collected Courses of the Hague Academy of International Law – </w:t>
+      </w:r>
+      <w:proofErr w:type="spellStart"/>
+      <w:r>
+        <w:rPr>
+          <w:i/>
+          <w:szCs w:val="24"/>
+          <w:lang w:val="en-GB"/>
+        </w:rPr>
+        <w:t>Recueil</w:t>
+      </w:r>
+      <w:proofErr w:type="spellEnd"/>
+      <w:r>
+        <w:rPr>
+          <w:i/>
+          <w:szCs w:val="24"/>
+          <w:lang w:val="en-GB"/>
+        </w:rPr>
+        <w:t xml:space="preserve"> des </w:t>
+      </w:r>
+      <w:proofErr w:type="spellStart"/>
+      <w:r>
+        <w:rPr>
+          <w:i/>
+          <w:szCs w:val="24"/>
+          <w:lang w:val="en-GB"/>
+        </w:rPr>
+        <w:t>cours</w:t>
+      </w:r>
+      <w:proofErr w:type="spellEnd"/>
+      <w:r>
+        <w:rPr>
+          <w:i/>
+          <w:szCs w:val="24"/>
+          <w:lang w:val="en-GB"/>
+        </w:rPr>
+        <w:t xml:space="preserve">, </w:t>
       </w:r>
       <w:r>
         <w:rPr>
@@ -768,7 +1097,25 @@
           <w:szCs w:val="24"/>
           <w:lang w:val="en-GB"/>
         </w:rPr>
-        <w:t>Nordisk Tidsskrift for International Ret</w:t>
+        <w:t xml:space="preserve">Nordisk </w:t>
+      </w:r>
+      <w:proofErr w:type="spellStart"/>
+      <w:r>
+        <w:rPr>
+          <w:i/>
+          <w:szCs w:val="24"/>
+          <w:lang w:val="en-GB"/>
+        </w:rPr>
+        <w:t>Tidsskrift</w:t>
+      </w:r>
+      <w:proofErr w:type="spellEnd"/>
+      <w:r>
+        <w:rPr>
+          <w:i/>
+          <w:szCs w:val="24"/>
+          <w:lang w:val="en-GB"/>
+        </w:rPr>
+        <w:t xml:space="preserve"> for International Ret</w:t>
       </w:r>
       <w:r>
         <w:rPr>
@@ -1123,7 +1470,15 @@
           <w:szCs w:val="24"/>
           <w:lang w:val="en-GB"/>
         </w:rPr>
-        <w:t xml:space="preserve">, 22, 1945, 11-72; ‘The Relationship of International Organizations to Municipal Law and their Privileges and Immunities’ in </w:t>
+        <w:t xml:space="preserve">, 22, 1945, 11-72; ‘The Relationship of International Organizations to Municipal Law and their Privileges </w:t>
+      </w:r>
+      <w:r>
+        <w:rPr>
+          <w:szCs w:val="24"/>
+          <w:lang w:val="en-GB"/>
+        </w:rPr>
+        <w:lastRenderedPageBreak/>
+        <w:t xml:space="preserve">and Immunities’ in </w:t>
       </w:r>
       <w:r>
         <w:rPr>
@@ -1187,31 +1542,1413 @@
           <w:szCs w:val="24"/>
           <w:lang w:val="en-GB"/>
         </w:rPr>
-        <w:t xml:space="preserve">The Headquarters of International Institutions: A Study of their Location and </w:t>
-      </w:r>
-      <w:r>
-        <w:rPr>
-          <w:i/>
+        <w:t>The Headquarters of International Institutions: A Study of their Location and Status</w:t>
+      </w:r>
+      <w:r>
+        <w:rPr>
+          <w:szCs w:val="24"/>
+          <w:lang w:val="en-GB"/>
+        </w:rPr>
+        <w:t xml:space="preserve">, London 1945; ‘The Status of International Organizations in Relation to the International Court of Justice’ in </w:t>
+      </w:r>
+      <w:r>
+        <w:rPr>
+          <w:i/>
+          <w:szCs w:val="24"/>
+          <w:lang w:val="en-GB"/>
+        </w:rPr>
+        <w:t>Transactions of the Grotius Society</w:t>
+      </w:r>
+      <w:r>
+        <w:rPr>
+          <w:szCs w:val="24"/>
+          <w:lang w:val="en-GB"/>
+        </w:rPr>
+        <w:t>,</w:t>
+      </w:r>
+      <w:r>
+        <w:rPr>
+          <w:i/>
+          <w:szCs w:val="24"/>
+          <w:lang w:val="en-GB"/>
+        </w:rPr>
+        <w:t xml:space="preserve"> </w:t>
+      </w:r>
+      <w:r>
+        <w:rPr>
+          <w:szCs w:val="24"/>
+          <w:lang w:val="en-GB"/>
+        </w:rPr>
+        <w:t xml:space="preserve">32, 1946, 1-41; ‘Revision of the Constitution of the International Labour Organization’ in </w:t>
+      </w:r>
+      <w:r>
+        <w:rPr>
+          <w:i/>
+          <w:szCs w:val="24"/>
+          <w:lang w:val="en-GB"/>
+        </w:rPr>
+        <w:t>British Yearbook of International Law</w:t>
+      </w:r>
+      <w:r>
+        <w:rPr>
+          <w:szCs w:val="24"/>
+          <w:lang w:val="en-GB"/>
+        </w:rPr>
+        <w:t>,</w:t>
+      </w:r>
+      <w:r>
+        <w:rPr>
+          <w:i/>
+          <w:szCs w:val="24"/>
+          <w:lang w:val="en-GB"/>
+        </w:rPr>
+        <w:t xml:space="preserve"> </w:t>
+      </w:r>
+      <w:r>
+        <w:rPr>
+          <w:szCs w:val="24"/>
+          <w:lang w:val="en-GB"/>
+        </w:rPr>
+        <w:t xml:space="preserve">23, 1946, 303-317; ‘Co-ordination: A New Problem of International Organization – A Preliminary Survey of the Law and Practice of Inter-Organisational Relationships’ in </w:t>
+      </w:r>
+      <w:r>
+        <w:rPr>
+          <w:i/>
+          <w:szCs w:val="24"/>
+          <w:lang w:val="en-GB"/>
+        </w:rPr>
+        <w:t xml:space="preserve">Collected Courses of the Hague Academy of International Law – </w:t>
+      </w:r>
+      <w:proofErr w:type="spellStart"/>
+      <w:r>
+        <w:rPr>
+          <w:i/>
+          <w:szCs w:val="24"/>
+          <w:lang w:val="en-GB"/>
+        </w:rPr>
+        <w:t>Recueil</w:t>
+      </w:r>
+      <w:proofErr w:type="spellEnd"/>
+      <w:r>
+        <w:rPr>
+          <w:i/>
+          <w:szCs w:val="24"/>
+          <w:lang w:val="en-GB"/>
+        </w:rPr>
+        <w:t xml:space="preserve"> des </w:t>
+      </w:r>
+      <w:proofErr w:type="spellStart"/>
+      <w:r>
+        <w:rPr>
+          <w:i/>
+          <w:szCs w:val="24"/>
+          <w:lang w:val="en-GB"/>
+        </w:rPr>
+        <w:t>cours</w:t>
+      </w:r>
+      <w:proofErr w:type="spellEnd"/>
+      <w:r>
+        <w:rPr>
+          <w:szCs w:val="24"/>
+          <w:lang w:val="en-GB"/>
+        </w:rPr>
+        <w:t xml:space="preserve">, 77, 1950 II, 157-303; ‘The Protection of Freedom of Association by the International Labour Organization’ in </w:t>
+      </w:r>
+      <w:r>
+        <w:rPr>
+          <w:i/>
+          <w:szCs w:val="24"/>
+          <w:lang w:val="en-GB"/>
+        </w:rPr>
+        <w:t>British Yearbook of International Law</w:t>
+      </w:r>
+      <w:r>
+        <w:rPr>
+          <w:szCs w:val="24"/>
+          <w:lang w:val="en-GB"/>
+        </w:rPr>
+        <w:t>,</w:t>
+      </w:r>
+      <w:r>
+        <w:rPr>
+          <w:i/>
+          <w:szCs w:val="24"/>
+          <w:lang w:val="en-GB"/>
+        </w:rPr>
+        <w:t xml:space="preserve"> </w:t>
+      </w:r>
+      <w:r>
+        <w:rPr>
+          <w:szCs w:val="24"/>
+          <w:lang w:val="en-GB"/>
+        </w:rPr>
+        <w:t xml:space="preserve">28, 1951, 348-359; ‘Co-ordination in International Organization: An Introductory Survey’ in </w:t>
+      </w:r>
+      <w:r>
+        <w:rPr>
+          <w:i/>
+          <w:szCs w:val="24"/>
+          <w:lang w:val="en-GB"/>
+        </w:rPr>
+        <w:t>British Yearbook of International Law</w:t>
+      </w:r>
+      <w:r>
+        <w:rPr>
+          <w:szCs w:val="24"/>
+          <w:lang w:val="en-GB"/>
+        </w:rPr>
+        <w:t xml:space="preserve">, 28, 1951, 29-89; ‘The Impact of International Organizations on Public and Private International Law’ in </w:t>
+      </w:r>
+      <w:r>
+        <w:rPr>
+          <w:i/>
+          <w:szCs w:val="24"/>
+          <w:lang w:val="en-GB"/>
+        </w:rPr>
+        <w:t>Transactions of the Grotius Society</w:t>
+      </w:r>
+      <w:r>
+        <w:rPr>
+          <w:szCs w:val="24"/>
+          <w:lang w:val="en-GB"/>
+        </w:rPr>
+        <w:t>,</w:t>
+      </w:r>
+      <w:r>
+        <w:rPr>
+          <w:i/>
+          <w:szCs w:val="24"/>
+          <w:lang w:val="en-GB"/>
+        </w:rPr>
+        <w:t xml:space="preserve"> </w:t>
+      </w:r>
+      <w:r>
+        <w:rPr>
+          <w:szCs w:val="24"/>
+          <w:lang w:val="en-GB"/>
+        </w:rPr>
+        <w:t xml:space="preserve">37, 1951, 23-50; ‘State Succession in Respect of Law-Making Treaties’ in </w:t>
+      </w:r>
+      <w:r>
+        <w:rPr>
+          <w:i/>
+          <w:szCs w:val="24"/>
+          <w:lang w:val="en-GB"/>
+        </w:rPr>
+        <w:t>British Yearbook of International Law</w:t>
+      </w:r>
+      <w:r>
+        <w:rPr>
+          <w:szCs w:val="24"/>
+          <w:lang w:val="en-GB"/>
+        </w:rPr>
+        <w:t>,</w:t>
+      </w:r>
+      <w:r>
+        <w:rPr>
+          <w:i/>
+          <w:szCs w:val="24"/>
+          <w:lang w:val="en-GB"/>
+        </w:rPr>
+        <w:t xml:space="preserve"> </w:t>
+      </w:r>
+      <w:r>
+        <w:rPr>
+          <w:szCs w:val="24"/>
+          <w:lang w:val="en-GB"/>
+        </w:rPr>
+        <w:t xml:space="preserve">29, 1952, 105-144; ‘The Conflict of Law-Making Treaties’ in </w:t>
+      </w:r>
+      <w:r>
+        <w:rPr>
+          <w:i/>
+          <w:szCs w:val="24"/>
+          <w:lang w:val="en-GB"/>
+        </w:rPr>
+        <w:t>British Yearbook of International Law</w:t>
+      </w:r>
+      <w:r>
+        <w:rPr>
+          <w:szCs w:val="24"/>
+          <w:lang w:val="en-GB"/>
+        </w:rPr>
+        <w:t>,</w:t>
+      </w:r>
+      <w:r>
+        <w:rPr>
+          <w:i/>
+          <w:szCs w:val="24"/>
+          <w:lang w:val="en-GB"/>
+        </w:rPr>
+        <w:t xml:space="preserve"> </w:t>
+      </w:r>
+      <w:r>
+        <w:rPr>
+          <w:szCs w:val="24"/>
+          <w:lang w:val="en-GB"/>
+        </w:rPr>
+        <w:t xml:space="preserve">30, 1953, 401-453; ‘The Scope of International Law’ in </w:t>
+      </w:r>
+      <w:r>
+        <w:rPr>
+          <w:i/>
+          <w:szCs w:val="24"/>
+          <w:lang w:val="en-GB"/>
+        </w:rPr>
+        <w:t>British Yearbook of International Law</w:t>
+      </w:r>
+      <w:r>
+        <w:rPr>
+          <w:szCs w:val="24"/>
+          <w:lang w:val="en-GB"/>
+        </w:rPr>
+        <w:t>,</w:t>
+      </w:r>
+      <w:r>
+        <w:rPr>
+          <w:i/>
+          <w:szCs w:val="24"/>
+          <w:lang w:val="en-GB"/>
+        </w:rPr>
+        <w:t xml:space="preserve"> </w:t>
+      </w:r>
+      <w:r>
+        <w:rPr>
+          <w:szCs w:val="24"/>
+          <w:lang w:val="en-GB"/>
+        </w:rPr>
+        <w:t xml:space="preserve">31, 1954, 1-48; ‘The International Protection of Freedom of Association for Trade Union Purposes’ in </w:t>
+      </w:r>
+      <w:r>
+        <w:rPr>
+          <w:i/>
+          <w:iCs/>
+          <w:szCs w:val="24"/>
+          <w:lang w:val="en-GB"/>
+        </w:rPr>
+        <w:t xml:space="preserve">Collected Courses of the Hague Academy of International Law </w:t>
+      </w:r>
+      <w:r>
+        <w:rPr>
+          <w:i/>
+          <w:szCs w:val="24"/>
+          <w:lang w:val="en-GB"/>
+        </w:rPr>
+        <w:t xml:space="preserve">– </w:t>
+      </w:r>
+      <w:proofErr w:type="spellStart"/>
+      <w:r>
+        <w:rPr>
+          <w:i/>
+          <w:szCs w:val="24"/>
+          <w:lang w:val="en-GB"/>
+        </w:rPr>
+        <w:t>Recueil</w:t>
+      </w:r>
+      <w:proofErr w:type="spellEnd"/>
+      <w:r>
+        <w:rPr>
+          <w:i/>
+          <w:szCs w:val="24"/>
+          <w:lang w:val="en-GB"/>
+        </w:rPr>
+        <w:t xml:space="preserve"> des </w:t>
+      </w:r>
+      <w:proofErr w:type="spellStart"/>
+      <w:r>
+        <w:rPr>
+          <w:i/>
+          <w:szCs w:val="24"/>
+          <w:lang w:val="en-GB"/>
+        </w:rPr>
+        <w:t>cours</w:t>
+      </w:r>
+      <w:proofErr w:type="spellEnd"/>
+      <w:r>
+        <w:rPr>
+          <w:szCs w:val="24"/>
+          <w:lang w:val="en-GB"/>
+        </w:rPr>
+        <w:t>,</w:t>
+      </w:r>
+      <w:r>
+        <w:rPr>
+          <w:i/>
+          <w:szCs w:val="24"/>
+          <w:lang w:val="en-GB"/>
+        </w:rPr>
+        <w:t xml:space="preserve"> </w:t>
+      </w:r>
+      <w:r>
+        <w:rPr>
+          <w:szCs w:val="24"/>
+          <w:lang w:val="en-GB"/>
+        </w:rPr>
+        <w:t>87</w:t>
+      </w:r>
+      <w:r>
+        <w:rPr>
+          <w:i/>
+          <w:szCs w:val="24"/>
+          <w:lang w:val="en-GB"/>
+        </w:rPr>
+        <w:t xml:space="preserve">, </w:t>
+      </w:r>
+      <w:r>
+        <w:rPr>
+          <w:szCs w:val="24"/>
+          <w:lang w:val="en-GB"/>
+        </w:rPr>
+        <w:t xml:space="preserve">1955 I, 1-115; ‘International Law and Activities in Space Beyond the Atmosphere’ in </w:t>
+      </w:r>
+      <w:r>
+        <w:rPr>
+          <w:i/>
+          <w:szCs w:val="24"/>
+          <w:lang w:val="en-GB"/>
+        </w:rPr>
+        <w:t>International and Comparative Law Quarterly</w:t>
+      </w:r>
+      <w:r>
+        <w:rPr>
+          <w:szCs w:val="24"/>
+          <w:lang w:val="en-GB"/>
+        </w:rPr>
+        <w:t>,</w:t>
+      </w:r>
+      <w:r>
+        <w:rPr>
+          <w:i/>
+          <w:szCs w:val="24"/>
+          <w:lang w:val="en-GB"/>
+        </w:rPr>
+        <w:t xml:space="preserve"> </w:t>
+      </w:r>
+      <w:r>
+        <w:rPr>
+          <w:szCs w:val="24"/>
+          <w:lang w:val="en-GB"/>
+        </w:rPr>
+        <w:t xml:space="preserve">5/1, January 1956, 99-114; ‘Craftsmanship in International Law’ in </w:t>
+      </w:r>
+      <w:r>
+        <w:rPr>
+          <w:i/>
+          <w:szCs w:val="24"/>
+          <w:lang w:val="en-GB"/>
+        </w:rPr>
+        <w:t>American Journal of International Law</w:t>
+      </w:r>
+      <w:r>
+        <w:rPr>
+          <w:szCs w:val="24"/>
+          <w:lang w:val="en-GB"/>
+        </w:rPr>
+        <w:t xml:space="preserve">, 50, 1956, 32-60; ‘An International Regime for Antarctica?’ in </w:t>
+      </w:r>
+      <w:r>
+        <w:rPr>
+          <w:i/>
+          <w:szCs w:val="24"/>
+          <w:lang w:val="en-GB"/>
+        </w:rPr>
+        <w:t>International Affairs</w:t>
+      </w:r>
+      <w:r>
+        <w:rPr>
+          <w:szCs w:val="24"/>
+          <w:lang w:val="en-GB"/>
+        </w:rPr>
+        <w:t>,</w:t>
+      </w:r>
+      <w:r>
+        <w:rPr>
+          <w:i/>
+          <w:szCs w:val="24"/>
+          <w:lang w:val="en-GB"/>
+        </w:rPr>
+        <w:t xml:space="preserve"> </w:t>
+      </w:r>
+      <w:r>
+        <w:rPr>
+          <w:szCs w:val="24"/>
+          <w:lang w:val="en-GB"/>
+        </w:rPr>
+        <w:t xml:space="preserve">32/4, October 1956, 414-426; </w:t>
+      </w:r>
+      <w:r>
+        <w:rPr>
+          <w:i/>
+          <w:szCs w:val="24"/>
+          <w:lang w:val="en-GB"/>
+        </w:rPr>
+        <w:t>The International Protection of Trade Union Freedom</w:t>
+      </w:r>
+      <w:r>
+        <w:rPr>
+          <w:szCs w:val="24"/>
+          <w:lang w:val="en-GB"/>
+        </w:rPr>
+        <w:t>,</w:t>
+      </w:r>
+      <w:r>
+        <w:rPr>
+          <w:i/>
+          <w:szCs w:val="24"/>
+          <w:lang w:val="en-GB"/>
+        </w:rPr>
+        <w:t xml:space="preserve"> </w:t>
+      </w:r>
+      <w:r>
+        <w:rPr>
+          <w:szCs w:val="24"/>
+          <w:lang w:val="en-GB"/>
+        </w:rPr>
+        <w:t xml:space="preserve">London 1957; ‘Employment Policy in International Law’ in </w:t>
+      </w:r>
+      <w:r>
+        <w:rPr>
+          <w:i/>
+          <w:szCs w:val="24"/>
+          <w:lang w:val="en-GB"/>
+        </w:rPr>
+        <w:t>Nordic Journal of International Law</w:t>
+      </w:r>
+      <w:r>
+        <w:rPr>
+          <w:szCs w:val="24"/>
+          <w:lang w:val="en-GB"/>
+        </w:rPr>
+        <w:t>,</w:t>
+      </w:r>
+      <w:r>
+        <w:rPr>
+          <w:i/>
+          <w:szCs w:val="24"/>
+          <w:lang w:val="en-GB"/>
+        </w:rPr>
+        <w:t xml:space="preserve"> </w:t>
+      </w:r>
+      <w:r>
+        <w:rPr>
+          <w:szCs w:val="24"/>
+          <w:lang w:val="en-GB"/>
+        </w:rPr>
+        <w:t>27/1, 1957, 19-63; ‘</w:t>
+      </w:r>
+      <w:proofErr w:type="spellStart"/>
+      <w:r>
+        <w:rPr>
+          <w:szCs w:val="24"/>
+          <w:lang w:val="en-GB"/>
+        </w:rPr>
+        <w:t>Compétence</w:t>
+      </w:r>
+      <w:proofErr w:type="spellEnd"/>
+      <w:r>
+        <w:rPr>
+          <w:szCs w:val="24"/>
+          <w:lang w:val="en-GB"/>
+        </w:rPr>
+        <w:t xml:space="preserve"> </w:t>
+      </w:r>
+      <w:proofErr w:type="spellStart"/>
+      <w:r>
+        <w:rPr>
+          <w:szCs w:val="24"/>
+          <w:lang w:val="en-GB"/>
+        </w:rPr>
+        <w:t>obligatoire</w:t>
+      </w:r>
+      <w:proofErr w:type="spellEnd"/>
+      <w:r>
+        <w:rPr>
+          <w:szCs w:val="24"/>
+          <w:lang w:val="en-GB"/>
+        </w:rPr>
+        <w:t xml:space="preserve"> des instances </w:t>
+      </w:r>
+      <w:proofErr w:type="spellStart"/>
+      <w:r>
+        <w:rPr>
+          <w:szCs w:val="24"/>
+          <w:lang w:val="en-GB"/>
+        </w:rPr>
+        <w:t>judiciaires</w:t>
+      </w:r>
+      <w:proofErr w:type="spellEnd"/>
+      <w:r>
+        <w:rPr>
+          <w:szCs w:val="24"/>
+          <w:lang w:val="en-GB"/>
+        </w:rPr>
+        <w:t xml:space="preserve"> et </w:t>
+      </w:r>
+      <w:proofErr w:type="spellStart"/>
+      <w:r>
+        <w:rPr>
+          <w:szCs w:val="24"/>
+          <w:lang w:val="en-GB"/>
+        </w:rPr>
+        <w:t>arbitrales</w:t>
+      </w:r>
+      <w:proofErr w:type="spellEnd"/>
+      <w:r>
+        <w:rPr>
+          <w:szCs w:val="24"/>
+          <w:lang w:val="en-GB"/>
+        </w:rPr>
+        <w:t xml:space="preserve"> </w:t>
+      </w:r>
+      <w:proofErr w:type="spellStart"/>
+      <w:r>
+        <w:rPr>
+          <w:szCs w:val="24"/>
+          <w:lang w:val="en-GB"/>
+        </w:rPr>
+        <w:t>internationales</w:t>
+      </w:r>
+      <w:proofErr w:type="spellEnd"/>
+      <w:r>
+        <w:rPr>
+          <w:szCs w:val="24"/>
+          <w:lang w:val="en-GB"/>
+        </w:rPr>
+        <w:t xml:space="preserve">’ in </w:t>
+      </w:r>
+      <w:proofErr w:type="spellStart"/>
+      <w:r>
+        <w:rPr>
+          <w:i/>
+          <w:szCs w:val="24"/>
+          <w:lang w:val="en-GB"/>
+        </w:rPr>
+        <w:t>Annuaire</w:t>
+      </w:r>
+      <w:proofErr w:type="spellEnd"/>
+      <w:r>
+        <w:rPr>
+          <w:i/>
+          <w:szCs w:val="24"/>
+          <w:lang w:val="en-GB"/>
+        </w:rPr>
+        <w:t xml:space="preserve"> de </w:t>
+      </w:r>
+      <w:proofErr w:type="spellStart"/>
+      <w:r>
+        <w:rPr>
+          <w:i/>
+          <w:szCs w:val="24"/>
+          <w:lang w:val="en-GB"/>
+        </w:rPr>
+        <w:t>l’Institut</w:t>
+      </w:r>
+      <w:proofErr w:type="spellEnd"/>
+      <w:r>
+        <w:rPr>
+          <w:i/>
+          <w:szCs w:val="24"/>
+          <w:lang w:val="en-GB"/>
+        </w:rPr>
+        <w:t xml:space="preserve"> de droit international</w:t>
+      </w:r>
+      <w:r>
+        <w:rPr>
+          <w:szCs w:val="24"/>
+          <w:lang w:val="en-GB"/>
+        </w:rPr>
+        <w:t xml:space="preserve">, 47/I, 1957, 34-322; ‘The Application of International Labour Conventions by Means of Collective Agreements’ in </w:t>
+      </w:r>
+      <w:proofErr w:type="spellStart"/>
+      <w:r>
+        <w:rPr>
+          <w:i/>
+          <w:szCs w:val="24"/>
+          <w:lang w:val="en-GB"/>
+        </w:rPr>
+        <w:t>Zeitschrift</w:t>
+      </w:r>
+      <w:proofErr w:type="spellEnd"/>
+      <w:r>
+        <w:rPr>
+          <w:i/>
+          <w:szCs w:val="24"/>
+          <w:lang w:val="en-GB"/>
+        </w:rPr>
+        <w:t xml:space="preserve"> für </w:t>
+      </w:r>
+      <w:proofErr w:type="spellStart"/>
+      <w:r>
+        <w:rPr>
+          <w:i/>
+          <w:szCs w:val="24"/>
+          <w:lang w:val="en-GB"/>
+        </w:rPr>
+        <w:t>ausländisches</w:t>
+      </w:r>
+      <w:proofErr w:type="spellEnd"/>
+      <w:r>
+        <w:rPr>
+          <w:i/>
+          <w:szCs w:val="24"/>
+          <w:lang w:val="en-GB"/>
+        </w:rPr>
+        <w:t xml:space="preserve"> </w:t>
+      </w:r>
+      <w:proofErr w:type="spellStart"/>
+      <w:r>
+        <w:rPr>
+          <w:i/>
+          <w:szCs w:val="24"/>
+          <w:lang w:val="en-GB"/>
+        </w:rPr>
+        <w:t>öffentliches</w:t>
+      </w:r>
+      <w:proofErr w:type="spellEnd"/>
+      <w:r>
+        <w:rPr>
+          <w:i/>
+          <w:szCs w:val="24"/>
+          <w:lang w:val="en-GB"/>
+        </w:rPr>
+        <w:t xml:space="preserve"> Recht und </w:t>
+      </w:r>
+      <w:proofErr w:type="spellStart"/>
+      <w:r>
+        <w:rPr>
+          <w:i/>
+          <w:szCs w:val="24"/>
+          <w:lang w:val="en-GB"/>
+        </w:rPr>
+        <w:t>Völkerrecht</w:t>
+      </w:r>
+      <w:proofErr w:type="spellEnd"/>
+      <w:r>
+        <w:rPr>
+          <w:szCs w:val="24"/>
+          <w:lang w:val="en-GB"/>
+        </w:rPr>
+        <w:t>,</w:t>
+      </w:r>
+      <w:r>
+        <w:rPr>
+          <w:i/>
+          <w:szCs w:val="24"/>
+          <w:lang w:val="en-GB"/>
+        </w:rPr>
+        <w:t xml:space="preserve"> </w:t>
+      </w:r>
+      <w:r>
+        <w:rPr>
+          <w:szCs w:val="24"/>
+          <w:lang w:val="en-GB"/>
+        </w:rPr>
+        <w:t xml:space="preserve">19/1-3, 1958, 197-224; ‘The Mode of Citation of International Court Decisions’ in </w:t>
+      </w:r>
+      <w:r>
+        <w:rPr>
+          <w:i/>
+          <w:szCs w:val="24"/>
+          <w:lang w:val="en-GB"/>
+        </w:rPr>
+        <w:t>British Yearbook of International Law</w:t>
+      </w:r>
+      <w:r>
+        <w:rPr>
+          <w:szCs w:val="24"/>
+          <w:lang w:val="en-GB"/>
+        </w:rPr>
+        <w:t xml:space="preserve">, 35, 1959, 232-235; ‘The Laws of Nature and International Law’ in </w:t>
+      </w:r>
+      <w:r>
+        <w:rPr>
+          <w:i/>
+          <w:szCs w:val="24"/>
+          <w:lang w:val="en-GB"/>
+        </w:rPr>
+        <w:t xml:space="preserve">Netherlands International Law Review, </w:t>
+      </w:r>
+      <w:r>
+        <w:rPr>
+          <w:szCs w:val="24"/>
+          <w:lang w:val="en-GB"/>
+        </w:rPr>
+        <w:t xml:space="preserve">Liber </w:t>
+      </w:r>
+      <w:proofErr w:type="spellStart"/>
+      <w:r>
+        <w:rPr>
+          <w:szCs w:val="24"/>
+          <w:lang w:val="en-GB"/>
+        </w:rPr>
+        <w:t>Amicorum</w:t>
+      </w:r>
+      <w:proofErr w:type="spellEnd"/>
+      <w:r>
+        <w:rPr>
+          <w:szCs w:val="24"/>
+          <w:lang w:val="en-GB"/>
+        </w:rPr>
+        <w:t xml:space="preserve"> J.P.A. François,</w:t>
+      </w:r>
+      <w:r>
+        <w:rPr>
+          <w:i/>
+          <w:szCs w:val="24"/>
+          <w:lang w:val="en-GB"/>
+        </w:rPr>
+        <w:t xml:space="preserve"> </w:t>
+      </w:r>
+      <w:r>
+        <w:rPr>
+          <w:szCs w:val="24"/>
+          <w:lang w:val="en-GB"/>
+        </w:rPr>
+        <w:t xml:space="preserve">1959, 160-172; ‘The Challenge of Universality’ in </w:t>
+      </w:r>
+      <w:r>
+        <w:rPr>
+          <w:i/>
+          <w:szCs w:val="24"/>
+          <w:lang w:val="en-GB"/>
+        </w:rPr>
+        <w:t>Proceedings of the Annual Meeting (American Society of International Law)</w:t>
+      </w:r>
+      <w:r>
+        <w:rPr>
+          <w:szCs w:val="24"/>
+          <w:lang w:val="en-GB"/>
+        </w:rPr>
+        <w:t xml:space="preserve">, 1959, 85-98; </w:t>
+      </w:r>
+      <w:r>
+        <w:rPr>
+          <w:i/>
+          <w:szCs w:val="24"/>
+          <w:lang w:val="en-GB"/>
+        </w:rPr>
+        <w:t>Human Rights and International Labour Standards</w:t>
+      </w:r>
+      <w:r>
+        <w:rPr>
+          <w:szCs w:val="24"/>
+          <w:lang w:val="en-GB"/>
+        </w:rPr>
+        <w:t>,</w:t>
+      </w:r>
+      <w:r>
+        <w:rPr>
+          <w:i/>
+          <w:szCs w:val="24"/>
+          <w:lang w:val="en-GB"/>
+        </w:rPr>
+        <w:t xml:space="preserve"> </w:t>
+      </w:r>
+      <w:r>
+        <w:rPr>
+          <w:szCs w:val="24"/>
+          <w:lang w:val="en-GB"/>
+        </w:rPr>
+        <w:t xml:space="preserve">London 1960; ‘Hersch </w:t>
+      </w:r>
+      <w:proofErr w:type="spellStart"/>
+      <w:r>
+        <w:rPr>
+          <w:szCs w:val="24"/>
+          <w:lang w:val="en-GB"/>
+        </w:rPr>
+        <w:t>Lauterpacht</w:t>
+      </w:r>
+      <w:proofErr w:type="spellEnd"/>
+      <w:r>
+        <w:rPr>
+          <w:szCs w:val="24"/>
+          <w:lang w:val="en-GB"/>
+        </w:rPr>
+        <w:t xml:space="preserve"> – The Scholar as Prophet’ in </w:t>
+      </w:r>
+      <w:r>
+        <w:rPr>
+          <w:i/>
+          <w:szCs w:val="24"/>
+          <w:lang w:val="en-GB"/>
+        </w:rPr>
+        <w:t>British Yearbook of International Law</w:t>
+      </w:r>
+      <w:r>
+        <w:rPr>
+          <w:szCs w:val="24"/>
+          <w:lang w:val="en-GB"/>
+        </w:rPr>
+        <w:t>,</w:t>
+      </w:r>
+      <w:r>
+        <w:rPr>
+          <w:i/>
+          <w:szCs w:val="24"/>
+          <w:lang w:val="en-GB"/>
+        </w:rPr>
+        <w:t xml:space="preserve"> </w:t>
+      </w:r>
+      <w:r>
+        <w:rPr>
+          <w:szCs w:val="24"/>
+          <w:lang w:val="en-GB"/>
+        </w:rPr>
+        <w:t xml:space="preserve">36, 1960, 1-103; ‘International Adjudication on a Basis Agreed between the Parties’ in E. Brüel (Ed.), </w:t>
+      </w:r>
+      <w:proofErr w:type="spellStart"/>
+      <w:r>
+        <w:rPr>
+          <w:i/>
+          <w:szCs w:val="24"/>
+          <w:lang w:val="en-GB"/>
+        </w:rPr>
+        <w:t>Internationalrechtliche</w:t>
+      </w:r>
+      <w:proofErr w:type="spellEnd"/>
+      <w:r>
+        <w:rPr>
+          <w:i/>
+          <w:szCs w:val="24"/>
+          <w:lang w:val="en-GB"/>
+        </w:rPr>
+        <w:t xml:space="preserve"> und </w:t>
+      </w:r>
+      <w:proofErr w:type="spellStart"/>
+      <w:r>
+        <w:rPr>
+          <w:i/>
+          <w:szCs w:val="24"/>
+          <w:lang w:val="en-GB"/>
+        </w:rPr>
+        <w:t>staatsrechtliche</w:t>
+      </w:r>
+      <w:proofErr w:type="spellEnd"/>
+      <w:r>
+        <w:rPr>
+          <w:i/>
+          <w:szCs w:val="24"/>
+          <w:lang w:val="en-GB"/>
+        </w:rPr>
+        <w:t xml:space="preserve"> </w:t>
+      </w:r>
+      <w:proofErr w:type="spellStart"/>
+      <w:r>
+        <w:rPr>
+          <w:i/>
+          <w:szCs w:val="24"/>
+          <w:lang w:val="en-GB"/>
+        </w:rPr>
+        <w:t>Abhandlungen</w:t>
+      </w:r>
+      <w:proofErr w:type="spellEnd"/>
+      <w:r>
+        <w:rPr>
+          <w:i/>
+          <w:szCs w:val="24"/>
+          <w:lang w:val="en-GB"/>
+        </w:rPr>
+        <w:t xml:space="preserve">. Festschrift für Walter </w:t>
+      </w:r>
+      <w:proofErr w:type="spellStart"/>
+      <w:r>
+        <w:rPr>
+          <w:i/>
+          <w:szCs w:val="24"/>
+          <w:lang w:val="en-GB"/>
+        </w:rPr>
+        <w:t>Schätzel</w:t>
+      </w:r>
+      <w:proofErr w:type="spellEnd"/>
+      <w:r>
+        <w:rPr>
+          <w:szCs w:val="24"/>
+          <w:lang w:val="en-GB"/>
+        </w:rPr>
+        <w:t xml:space="preserve"> </w:t>
+      </w:r>
+      <w:proofErr w:type="spellStart"/>
+      <w:r>
+        <w:rPr>
+          <w:i/>
+          <w:szCs w:val="24"/>
+          <w:lang w:val="en-GB"/>
+        </w:rPr>
+        <w:t>zu</w:t>
+      </w:r>
+      <w:proofErr w:type="spellEnd"/>
+      <w:r>
+        <w:rPr>
+          <w:i/>
+          <w:szCs w:val="24"/>
+          <w:lang w:val="en-GB"/>
+        </w:rPr>
+        <w:t xml:space="preserve"> </w:t>
+      </w:r>
+      <w:proofErr w:type="spellStart"/>
+      <w:r>
+        <w:rPr>
+          <w:i/>
+          <w:szCs w:val="24"/>
+          <w:lang w:val="en-GB"/>
+        </w:rPr>
+        <w:t>seinem</w:t>
+      </w:r>
+      <w:proofErr w:type="spellEnd"/>
+      <w:r>
+        <w:rPr>
+          <w:i/>
+          <w:szCs w:val="24"/>
+          <w:lang w:val="en-GB"/>
+        </w:rPr>
+        <w:t xml:space="preserve"> 70</w:t>
+      </w:r>
+      <w:r>
+        <w:rPr>
+          <w:szCs w:val="24"/>
+          <w:lang w:val="en-GB"/>
+        </w:rPr>
+        <w:t xml:space="preserve">, Düsseldorf 1960, 231-235; </w:t>
+      </w:r>
+      <w:r>
+        <w:rPr>
+          <w:i/>
+          <w:szCs w:val="24"/>
+          <w:lang w:val="en-GB"/>
+        </w:rPr>
+        <w:t>International Immunities</w:t>
+      </w:r>
+      <w:r>
+        <w:rPr>
+          <w:szCs w:val="24"/>
+          <w:lang w:val="en-GB"/>
+        </w:rPr>
+        <w:t xml:space="preserve">, London 1961; </w:t>
+      </w:r>
+      <w:r>
+        <w:rPr>
+          <w:i/>
+          <w:szCs w:val="24"/>
+          <w:lang w:val="en-GB"/>
+        </w:rPr>
+        <w:t>The Proper Law of International Organisations</w:t>
+      </w:r>
+      <w:r>
+        <w:rPr>
+          <w:szCs w:val="24"/>
+          <w:lang w:val="en-GB"/>
+        </w:rPr>
+        <w:t>,</w:t>
+      </w:r>
+      <w:r>
+        <w:rPr>
+          <w:i/>
+          <w:szCs w:val="24"/>
+          <w:lang w:val="en-GB"/>
+        </w:rPr>
+        <w:t xml:space="preserve"> </w:t>
+      </w:r>
+      <w:r>
+        <w:rPr>
+          <w:szCs w:val="24"/>
+          <w:lang w:val="en-GB"/>
+        </w:rPr>
+        <w:t xml:space="preserve">London 1962; </w:t>
+      </w:r>
+      <w:r>
+        <w:rPr>
+          <w:i/>
+          <w:szCs w:val="24"/>
+          <w:lang w:val="en-GB"/>
+        </w:rPr>
+        <w:t>Law, Freedom, and Welfare</w:t>
+      </w:r>
+      <w:r>
+        <w:rPr>
+          <w:szCs w:val="24"/>
+          <w:lang w:val="en-GB"/>
+        </w:rPr>
+        <w:t xml:space="preserve">, London 1963; ‘The State and International Organization’ in </w:t>
+      </w:r>
+      <w:r>
+        <w:rPr>
+          <w:i/>
+          <w:szCs w:val="24"/>
+          <w:lang w:val="en-GB"/>
+        </w:rPr>
+        <w:t>International Law in a Changing World</w:t>
+      </w:r>
+      <w:r>
+        <w:rPr>
+          <w:szCs w:val="24"/>
+          <w:lang w:val="en-GB"/>
+        </w:rPr>
+        <w:t xml:space="preserve">, Dobbs Ferry 1963; ‘Le droit international des </w:t>
+      </w:r>
+      <w:proofErr w:type="spellStart"/>
+      <w:r>
+        <w:rPr>
+          <w:szCs w:val="24"/>
+          <w:lang w:val="en-GB"/>
+        </w:rPr>
+        <w:t>espaces</w:t>
+      </w:r>
+      <w:proofErr w:type="spellEnd"/>
+      <w:r>
+        <w:rPr>
+          <w:szCs w:val="24"/>
+          <w:lang w:val="en-GB"/>
+        </w:rPr>
+        <w:t xml:space="preserve"> </w:t>
+      </w:r>
+      <w:proofErr w:type="spellStart"/>
+      <w:r>
+        <w:rPr>
+          <w:szCs w:val="24"/>
+          <w:lang w:val="en-GB"/>
+        </w:rPr>
+        <w:t>célestes</w:t>
+      </w:r>
+      <w:proofErr w:type="spellEnd"/>
+      <w:r>
+        <w:rPr>
+          <w:szCs w:val="24"/>
+          <w:lang w:val="en-GB"/>
+        </w:rPr>
+        <w:t xml:space="preserve">’ in </w:t>
+      </w:r>
+      <w:proofErr w:type="spellStart"/>
+      <w:r>
+        <w:rPr>
+          <w:i/>
+          <w:szCs w:val="24"/>
+          <w:lang w:val="en-GB"/>
+        </w:rPr>
+        <w:t>Annuaire</w:t>
+      </w:r>
+      <w:proofErr w:type="spellEnd"/>
+      <w:r>
+        <w:rPr>
+          <w:i/>
+          <w:szCs w:val="24"/>
+          <w:lang w:val="en-GB"/>
+        </w:rPr>
+        <w:t xml:space="preserve"> de </w:t>
+      </w:r>
+      <w:proofErr w:type="spellStart"/>
+      <w:r>
+        <w:rPr>
+          <w:i/>
+          <w:szCs w:val="24"/>
+          <w:lang w:val="en-GB"/>
+        </w:rPr>
+        <w:t>l’Institut</w:t>
+      </w:r>
+      <w:proofErr w:type="spellEnd"/>
+      <w:r>
+        <w:rPr>
+          <w:i/>
+          <w:szCs w:val="24"/>
+          <w:lang w:val="en-GB"/>
+        </w:rPr>
+        <w:t xml:space="preserve"> de droit international</w:t>
+      </w:r>
+      <w:r>
+        <w:rPr>
+          <w:szCs w:val="24"/>
+          <w:lang w:val="en-GB"/>
+        </w:rPr>
+        <w:t xml:space="preserve">, 50/I, 1963, 128-496; ‘Le droit de </w:t>
+      </w:r>
+      <w:proofErr w:type="spellStart"/>
+      <w:r>
+        <w:rPr>
+          <w:szCs w:val="24"/>
+          <w:lang w:val="en-GB"/>
+        </w:rPr>
+        <w:t>l’espace</w:t>
+      </w:r>
+      <w:proofErr w:type="spellEnd"/>
+      <w:r>
+        <w:rPr>
+          <w:szCs w:val="24"/>
+          <w:lang w:val="en-GB"/>
+        </w:rPr>
+        <w:t xml:space="preserve"> commence à se </w:t>
+      </w:r>
+      <w:proofErr w:type="spellStart"/>
+      <w:r>
+        <w:rPr>
+          <w:szCs w:val="24"/>
+          <w:lang w:val="en-GB"/>
+        </w:rPr>
+        <w:t>concrétiser</w:t>
+      </w:r>
+      <w:proofErr w:type="spellEnd"/>
+      <w:r>
+        <w:rPr>
+          <w:szCs w:val="24"/>
+          <w:lang w:val="en-GB"/>
+        </w:rPr>
+        <w:t xml:space="preserve">’ in </w:t>
+      </w:r>
+      <w:proofErr w:type="spellStart"/>
+      <w:r>
+        <w:rPr>
+          <w:i/>
+          <w:szCs w:val="24"/>
+          <w:lang w:val="en-GB"/>
+        </w:rPr>
+        <w:t>Annuaire</w:t>
+      </w:r>
+      <w:proofErr w:type="spellEnd"/>
+      <w:r>
+        <w:rPr>
+          <w:i/>
+          <w:szCs w:val="24"/>
+          <w:lang w:val="en-GB"/>
+        </w:rPr>
+        <w:t xml:space="preserve"> </w:t>
+      </w:r>
+      <w:proofErr w:type="spellStart"/>
+      <w:r>
+        <w:rPr>
+          <w:i/>
+          <w:szCs w:val="24"/>
+          <w:lang w:val="en-GB"/>
+        </w:rPr>
+        <w:t>suisse</w:t>
+      </w:r>
+      <w:proofErr w:type="spellEnd"/>
+      <w:r>
+        <w:rPr>
+          <w:i/>
+          <w:szCs w:val="24"/>
+          <w:lang w:val="en-GB"/>
+        </w:rPr>
+        <w:t xml:space="preserve"> de droit international</w:t>
+      </w:r>
+      <w:r>
+        <w:rPr>
+          <w:szCs w:val="24"/>
+          <w:lang w:val="en-GB"/>
+        </w:rPr>
+        <w:t xml:space="preserve">, 20, 1963, 11-19; </w:t>
+      </w:r>
+      <w:r>
+        <w:rPr>
+          <w:i/>
+          <w:szCs w:val="24"/>
+          <w:lang w:val="en-GB"/>
+        </w:rPr>
+        <w:t>The Prospects of International Adjudication</w:t>
+      </w:r>
+      <w:r>
+        <w:rPr>
+          <w:szCs w:val="24"/>
+          <w:lang w:val="en-GB"/>
+        </w:rPr>
+        <w:t xml:space="preserve">, London 1964; ‘Fischer Williams: The Practitioner as Reformer’ in </w:t>
+      </w:r>
+      <w:r>
+        <w:rPr>
+          <w:i/>
+          <w:szCs w:val="24"/>
+          <w:lang w:val="en-GB"/>
+        </w:rPr>
+        <w:t>British Yearbook of International Law</w:t>
+      </w:r>
+      <w:r>
+        <w:rPr>
+          <w:szCs w:val="24"/>
+          <w:lang w:val="en-GB"/>
+        </w:rPr>
+        <w:t xml:space="preserve">, 40, 1964, 233-285; ‘Interdependence as the Basic Concept of Contemporary International Law’ in </w:t>
+      </w:r>
+      <w:r>
+        <w:rPr>
+          <w:i/>
+          <w:szCs w:val="24"/>
+          <w:lang w:val="en-GB"/>
+        </w:rPr>
+        <w:t xml:space="preserve">Mélanges </w:t>
+      </w:r>
+      <w:proofErr w:type="spellStart"/>
+      <w:r>
+        <w:rPr>
+          <w:i/>
+          <w:szCs w:val="24"/>
+          <w:lang w:val="en-GB"/>
+        </w:rPr>
+        <w:t>offerts</w:t>
+      </w:r>
+      <w:proofErr w:type="spellEnd"/>
+      <w:r>
+        <w:rPr>
+          <w:i/>
+          <w:szCs w:val="24"/>
+          <w:lang w:val="en-GB"/>
+        </w:rPr>
+        <w:t xml:space="preserve"> à Henri Rollin</w:t>
+      </w:r>
+      <w:r>
+        <w:rPr>
+          <w:szCs w:val="24"/>
+          <w:lang w:val="en-GB"/>
+        </w:rPr>
+        <w:t>,</w:t>
+      </w:r>
+      <w:r>
+        <w:rPr>
+          <w:i/>
+          <w:szCs w:val="24"/>
+          <w:lang w:val="en-GB"/>
+        </w:rPr>
+        <w:t xml:space="preserve"> </w:t>
+      </w:r>
+      <w:r>
+        <w:rPr>
+          <w:szCs w:val="24"/>
+          <w:lang w:val="en-GB"/>
+        </w:rPr>
+        <w:t xml:space="preserve">Paris 1964, 147-156; ‘Law and the Pursuit of Peace’ in </w:t>
+      </w:r>
+      <w:r>
+        <w:rPr>
+          <w:i/>
+          <w:szCs w:val="24"/>
+          <w:lang w:val="en-GB"/>
+        </w:rPr>
+        <w:t>Indian Journal of International Law</w:t>
+      </w:r>
+      <w:r>
+        <w:rPr>
+          <w:szCs w:val="24"/>
+          <w:lang w:val="en-GB"/>
+        </w:rPr>
+        <w:t xml:space="preserve">, 5/1, January 1965, 1-8; ‘Due Process of Law in International Organizations’ in </w:t>
+      </w:r>
+      <w:r>
+        <w:rPr>
+          <w:i/>
+          <w:szCs w:val="24"/>
+          <w:lang w:val="en-GB"/>
+        </w:rPr>
+        <w:t>International Organization</w:t>
+      </w:r>
+      <w:r>
+        <w:rPr>
+          <w:szCs w:val="24"/>
+          <w:lang w:val="en-GB"/>
+        </w:rPr>
+        <w:t>,</w:t>
+      </w:r>
+      <w:r>
+        <w:rPr>
+          <w:i/>
+          <w:szCs w:val="24"/>
+          <w:lang w:val="en-GB"/>
+        </w:rPr>
+        <w:t xml:space="preserve"> </w:t>
+      </w:r>
+      <w:r>
+        <w:rPr>
+          <w:szCs w:val="24"/>
+          <w:lang w:val="en-GB"/>
+        </w:rPr>
+        <w:t xml:space="preserve">19/2, 1965, 163-175; ‘Freedom under Law in the World Community’ in </w:t>
+      </w:r>
+      <w:r>
+        <w:rPr>
+          <w:i/>
+          <w:szCs w:val="24"/>
+          <w:lang w:val="en-GB"/>
+        </w:rPr>
+        <w:t>Japanese Annual of International Law</w:t>
+      </w:r>
+      <w:r>
+        <w:rPr>
+          <w:szCs w:val="24"/>
+          <w:lang w:val="en-GB"/>
+        </w:rPr>
+        <w:t>,</w:t>
+      </w:r>
+      <w:r>
+        <w:rPr>
+          <w:i/>
+          <w:szCs w:val="24"/>
+          <w:lang w:val="en-GB"/>
+        </w:rPr>
+        <w:t xml:space="preserve"> </w:t>
+      </w:r>
+      <w:r>
+        <w:rPr>
+          <w:szCs w:val="24"/>
+          <w:lang w:val="en-GB"/>
+        </w:rPr>
+        <w:t xml:space="preserve">9, 1965, 1-9; ‘Unanimity, the Veto, Weighted Voting, Special and Simple Majorities and Consensus as Modes of Decision in </w:t>
+      </w:r>
+      <w:r>
+        <w:rPr>
           <w:szCs w:val="24"/>
           <w:lang w:val="en-GB"/>
         </w:rPr>
         <w:lastRenderedPageBreak/>
-        <w:t>Status</w:t>
-      </w:r>
-      <w:r>
-        <w:rPr>
-          <w:szCs w:val="24"/>
-          <w:lang w:val="en-GB"/>
-        </w:rPr>
-        <w:t xml:space="preserve">, London 1945; ‘The Status of International Organizations in Relation to the International Court of Justice’ in </w:t>
-      </w:r>
-      <w:r>
-        <w:rPr>
-          <w:i/>
-          <w:szCs w:val="24"/>
-          <w:lang w:val="en-GB"/>
-        </w:rPr>
-        <w:t>Transactions of the Grotius Society</w:t>
+        <w:t xml:space="preserve">International Organizations’ in </w:t>
+      </w:r>
+      <w:r>
+        <w:rPr>
+          <w:i/>
+          <w:szCs w:val="24"/>
+          <w:lang w:val="en-GB"/>
+        </w:rPr>
+        <w:t>Cambridge Essays in International Law: Essays in Honour of Lord McNair</w:t>
+      </w:r>
+      <w:r>
+        <w:rPr>
+          <w:szCs w:val="24"/>
+          <w:lang w:val="en-GB"/>
+        </w:rPr>
+        <w:t xml:space="preserve">, London 1965, 48-63; ‘Space Law Becomes a Reality’ in </w:t>
+      </w:r>
+      <w:r>
+        <w:rPr>
+          <w:i/>
+          <w:szCs w:val="24"/>
+          <w:lang w:val="en-GB"/>
+        </w:rPr>
+        <w:t>Space Law</w:t>
+      </w:r>
+      <w:r>
+        <w:rPr>
+          <w:szCs w:val="24"/>
+          <w:lang w:val="en-GB"/>
+        </w:rPr>
+        <w:t xml:space="preserve">, 1966, 15-25; </w:t>
+      </w:r>
+      <w:r>
+        <w:rPr>
+          <w:i/>
+          <w:szCs w:val="24"/>
+          <w:lang w:val="en-GB"/>
+        </w:rPr>
+        <w:t>Law in the World Community</w:t>
+      </w:r>
+      <w:r>
+        <w:rPr>
+          <w:szCs w:val="24"/>
+          <w:lang w:val="en-GB"/>
+        </w:rPr>
+        <w:t xml:space="preserve">, New York 1967; ‘Tolerance and Good Neighbourliness as Concepts of International Law’ in </w:t>
+      </w:r>
+      <w:r>
+        <w:rPr>
+          <w:i/>
+          <w:szCs w:val="24"/>
+          <w:lang w:val="en-GB"/>
+        </w:rPr>
+        <w:t>Malaya Law Review</w:t>
       </w:r>
       <w:r>
         <w:rPr>
@@ -1233,15 +2970,30 @@
           <w:szCs w:val="24"/>
           <w:lang w:val="en-GB"/>
         </w:rPr>
-        <w:t xml:space="preserve">32, 1946, 1-41; ‘Revision of the Constitution of the International Labour Organization’ in </w:t>
-      </w:r>
-      <w:r>
-        <w:rPr>
-          <w:i/>
-          <w:szCs w:val="24"/>
-          <w:lang w:val="en-GB"/>
-        </w:rPr>
-        <w:t>British Yearbook of International Law</w:t>
+        <w:t xml:space="preserve">9, July 1967, 10-19; ‘The International Protection of Trade Union Rights’ in E. Luard (Ed.), </w:t>
+      </w:r>
+      <w:r>
+        <w:rPr>
+          <w:i/>
+          <w:szCs w:val="24"/>
+          <w:lang w:val="en-GB"/>
+        </w:rPr>
+        <w:t>The International Protection of Human Rights</w:t>
+      </w:r>
+      <w:r>
+        <w:rPr>
+          <w:szCs w:val="24"/>
+          <w:lang w:val="en-GB"/>
+        </w:rPr>
+        <w:t xml:space="preserve">, London 1967, 210-247; ‘The Commission on Human Rights of the Economic and Social Council’ in </w:t>
+      </w:r>
+      <w:r>
+        <w:rPr>
+          <w:i/>
+          <w:szCs w:val="24"/>
+          <w:lang w:val="en-GB"/>
+        </w:rPr>
+        <w:t>Afro-Asian Labour Bulletin</w:t>
       </w:r>
       <w:r>
         <w:rPr>
@@ -1263,30 +3015,179 @@
           <w:szCs w:val="24"/>
           <w:lang w:val="en-GB"/>
         </w:rPr>
-        <w:t xml:space="preserve">23, 1946, 303-317; ‘Co-ordination: A New Problem of International Organization – A Preliminary Survey of the Law and Practice of Inter-Organisational Relationships’ in </w:t>
-      </w:r>
-      <w:r>
-        <w:rPr>
-          <w:i/>
-          <w:szCs w:val="24"/>
-          <w:lang w:val="en-GB"/>
-        </w:rPr>
-        <w:t>Collected Courses of the Hague Academy of International Law – Recueil des cours</w:t>
-      </w:r>
-      <w:r>
-        <w:rPr>
-          <w:szCs w:val="24"/>
-          <w:lang w:val="en-GB"/>
-        </w:rPr>
-        <w:t xml:space="preserve">, 77, 1950 II, 157-303; ‘The Protection of Freedom of Association by the International Labour Organization’ in </w:t>
-      </w:r>
-      <w:r>
-        <w:rPr>
-          <w:i/>
-          <w:szCs w:val="24"/>
-          <w:lang w:val="en-GB"/>
-        </w:rPr>
-        <w:t>British Yearbook of International Law</w:t>
+        <w:t xml:space="preserve">2/5, June 1967, 9-11; ‘Human Rights, Social Justice and Peace: The Broader Significance of the ILO Experience’ in A. Schoon and A. Eide (Eds.), </w:t>
+      </w:r>
+      <w:r>
+        <w:rPr>
+          <w:i/>
+          <w:szCs w:val="24"/>
+          <w:lang w:val="en-GB"/>
+        </w:rPr>
+        <w:t>International Protection of Human Rights: Proceedings of the Seventh Nobel Symposium</w:t>
+      </w:r>
+      <w:r>
+        <w:rPr>
+          <w:szCs w:val="24"/>
+          <w:lang w:val="en-GB"/>
+        </w:rPr>
+        <w:t xml:space="preserve">, Stockholm 1968, 246-258; ‘The Evolution of Space Law Continues’ in </w:t>
+      </w:r>
+      <w:r>
+        <w:rPr>
+          <w:i/>
+          <w:szCs w:val="24"/>
+          <w:lang w:val="en-GB"/>
+        </w:rPr>
+        <w:t xml:space="preserve">Mélanges </w:t>
+      </w:r>
+      <w:proofErr w:type="spellStart"/>
+      <w:r>
+        <w:rPr>
+          <w:i/>
+          <w:szCs w:val="24"/>
+          <w:lang w:val="en-GB"/>
+        </w:rPr>
+        <w:t>offerts</w:t>
+      </w:r>
+      <w:proofErr w:type="spellEnd"/>
+      <w:r>
+        <w:rPr>
+          <w:i/>
+          <w:szCs w:val="24"/>
+          <w:lang w:val="en-GB"/>
+        </w:rPr>
+        <w:t xml:space="preserve"> à Juraj Andrassy</w:t>
+      </w:r>
+      <w:r>
+        <w:rPr>
+          <w:szCs w:val="24"/>
+          <w:lang w:val="en-GB"/>
+        </w:rPr>
+        <w:t xml:space="preserve">, The Hague 1968, 135-142; ‘Work, Leisure and Social Security as Human Rights in the World Community’ in </w:t>
+      </w:r>
+      <w:r>
+        <w:rPr>
+          <w:i/>
+          <w:szCs w:val="24"/>
+          <w:lang w:val="en-GB"/>
+        </w:rPr>
+        <w:t>Journal of the International Commission of Jurists</w:t>
+      </w:r>
+      <w:r>
+        <w:rPr>
+          <w:szCs w:val="24"/>
+          <w:lang w:val="en-GB"/>
+        </w:rPr>
+        <w:t xml:space="preserve">, June 1968, 49-58; ‘United Nations Covenants on Human Rights Come to Life’ in </w:t>
+      </w:r>
+      <w:proofErr w:type="spellStart"/>
+      <w:r>
+        <w:rPr>
+          <w:i/>
+          <w:szCs w:val="24"/>
+          <w:lang w:val="en-GB"/>
+        </w:rPr>
+        <w:t>Recueil</w:t>
+      </w:r>
+      <w:proofErr w:type="spellEnd"/>
+      <w:r>
+        <w:rPr>
+          <w:i/>
+          <w:szCs w:val="24"/>
+          <w:lang w:val="en-GB"/>
+        </w:rPr>
+        <w:t xml:space="preserve"> </w:t>
+      </w:r>
+      <w:proofErr w:type="spellStart"/>
+      <w:r>
+        <w:rPr>
+          <w:i/>
+          <w:szCs w:val="24"/>
+          <w:lang w:val="en-GB"/>
+        </w:rPr>
+        <w:t>d’études</w:t>
+      </w:r>
+      <w:proofErr w:type="spellEnd"/>
+      <w:r>
+        <w:rPr>
+          <w:i/>
+          <w:szCs w:val="24"/>
+          <w:lang w:val="en-GB"/>
+        </w:rPr>
+        <w:t xml:space="preserve"> de droit international </w:t>
+      </w:r>
+      <w:proofErr w:type="spellStart"/>
+      <w:r>
+        <w:rPr>
+          <w:i/>
+          <w:szCs w:val="24"/>
+          <w:lang w:val="en-GB"/>
+        </w:rPr>
+        <w:t>en</w:t>
+      </w:r>
+      <w:proofErr w:type="spellEnd"/>
+      <w:r>
+        <w:rPr>
+          <w:i/>
+          <w:szCs w:val="24"/>
+          <w:lang w:val="en-GB"/>
+        </w:rPr>
+        <w:t xml:space="preserve"> homage à Paul Guggenheim</w:t>
+      </w:r>
+      <w:r>
+        <w:rPr>
+          <w:szCs w:val="24"/>
+          <w:lang w:val="en-GB"/>
+        </w:rPr>
+        <w:t xml:space="preserve">, Geneva 1968, 765-773; ‘Space Occurrences and Transactions in the Conflict of Laws: A Plea for Comprehensive Study’ in </w:t>
+      </w:r>
+      <w:r>
+        <w:rPr>
+          <w:i/>
+          <w:szCs w:val="24"/>
+          <w:lang w:val="en-GB"/>
+        </w:rPr>
+        <w:t xml:space="preserve">Miscellany in Honor of Charalambos N. </w:t>
+      </w:r>
+      <w:proofErr w:type="spellStart"/>
+      <w:r>
+        <w:rPr>
+          <w:i/>
+          <w:szCs w:val="24"/>
+          <w:lang w:val="en-GB"/>
+        </w:rPr>
+        <w:t>Fragistas</w:t>
+      </w:r>
+      <w:proofErr w:type="spellEnd"/>
+      <w:r>
+        <w:rPr>
+          <w:szCs w:val="24"/>
+          <w:lang w:val="en-GB"/>
+        </w:rPr>
+        <w:t>, Volume 3,</w:t>
+      </w:r>
+      <w:r>
+        <w:rPr>
+          <w:i/>
+          <w:szCs w:val="24"/>
+          <w:lang w:val="en-GB"/>
+        </w:rPr>
+        <w:t xml:space="preserve"> </w:t>
+      </w:r>
+      <w:r>
+        <w:rPr>
+          <w:szCs w:val="24"/>
+          <w:lang w:val="en-GB"/>
+        </w:rPr>
+        <w:t xml:space="preserve">Thessaloniki 1968, 411-416; ‘The I.L.O. Approach to Human Rights’ in </w:t>
+      </w:r>
+      <w:r>
+        <w:rPr>
+          <w:i/>
+          <w:szCs w:val="24"/>
+          <w:lang w:val="en-GB"/>
+        </w:rPr>
+        <w:t>I.L.O. Panorama</w:t>
       </w:r>
       <w:r>
         <w:rPr>
@@ -1308,1013 +3209,6 @@
           <w:szCs w:val="24"/>
           <w:lang w:val="en-GB"/>
         </w:rPr>
-        <w:t xml:space="preserve">28, 1951, 348-359; ‘Co-ordination in International Organization: An Introductory Survey’ in </w:t>
-      </w:r>
-      <w:r>
-        <w:rPr>
-          <w:i/>
-          <w:szCs w:val="24"/>
-          <w:lang w:val="en-GB"/>
-        </w:rPr>
-        <w:t>British Yearbook of International Law</w:t>
-      </w:r>
-      <w:r>
-        <w:rPr>
-          <w:szCs w:val="24"/>
-          <w:lang w:val="en-GB"/>
-        </w:rPr>
-        <w:t xml:space="preserve">, 28, 1951, 29-89; ‘The Impact of International Organizations on Public and Private International Law’ in </w:t>
-      </w:r>
-      <w:r>
-        <w:rPr>
-          <w:i/>
-          <w:szCs w:val="24"/>
-          <w:lang w:val="en-GB"/>
-        </w:rPr>
-        <w:t>Transactions of the Grotius Society</w:t>
-      </w:r>
-      <w:r>
-        <w:rPr>
-          <w:szCs w:val="24"/>
-          <w:lang w:val="en-GB"/>
-        </w:rPr>
-        <w:t>,</w:t>
-      </w:r>
-      <w:r>
-        <w:rPr>
-          <w:i/>
-          <w:szCs w:val="24"/>
-          <w:lang w:val="en-GB"/>
-        </w:rPr>
-        <w:t xml:space="preserve"> </w:t>
-      </w:r>
-      <w:r>
-        <w:rPr>
-          <w:szCs w:val="24"/>
-          <w:lang w:val="en-GB"/>
-        </w:rPr>
-        <w:t xml:space="preserve">37, 1951, 23-50; ‘State Succession in Respect of Law-Making Treaties’ in </w:t>
-      </w:r>
-      <w:r>
-        <w:rPr>
-          <w:i/>
-          <w:szCs w:val="24"/>
-          <w:lang w:val="en-GB"/>
-        </w:rPr>
-        <w:t>British Yearbook of International Law</w:t>
-      </w:r>
-      <w:r>
-        <w:rPr>
-          <w:szCs w:val="24"/>
-          <w:lang w:val="en-GB"/>
-        </w:rPr>
-        <w:t>,</w:t>
-      </w:r>
-      <w:r>
-        <w:rPr>
-          <w:i/>
-          <w:szCs w:val="24"/>
-          <w:lang w:val="en-GB"/>
-        </w:rPr>
-        <w:t xml:space="preserve"> </w:t>
-      </w:r>
-      <w:r>
-        <w:rPr>
-          <w:szCs w:val="24"/>
-          <w:lang w:val="en-GB"/>
-        </w:rPr>
-        <w:t xml:space="preserve">29, 1952, 105-144; ‘The Conflict of Law-Making Treaties’ in </w:t>
-      </w:r>
-      <w:r>
-        <w:rPr>
-          <w:i/>
-          <w:szCs w:val="24"/>
-          <w:lang w:val="en-GB"/>
-        </w:rPr>
-        <w:t>British Yearbook of International Law</w:t>
-      </w:r>
-      <w:r>
-        <w:rPr>
-          <w:szCs w:val="24"/>
-          <w:lang w:val="en-GB"/>
-        </w:rPr>
-        <w:t>,</w:t>
-      </w:r>
-      <w:r>
-        <w:rPr>
-          <w:i/>
-          <w:szCs w:val="24"/>
-          <w:lang w:val="en-GB"/>
-        </w:rPr>
-        <w:t xml:space="preserve"> </w:t>
-      </w:r>
-      <w:r>
-        <w:rPr>
-          <w:szCs w:val="24"/>
-          <w:lang w:val="en-GB"/>
-        </w:rPr>
-        <w:t xml:space="preserve">30, 1953, 401-453; ‘The Scope of International Law’ in </w:t>
-      </w:r>
-      <w:r>
-        <w:rPr>
-          <w:i/>
-          <w:szCs w:val="24"/>
-          <w:lang w:val="en-GB"/>
-        </w:rPr>
-        <w:t>British Yearbook of International Law</w:t>
-      </w:r>
-      <w:r>
-        <w:rPr>
-          <w:szCs w:val="24"/>
-          <w:lang w:val="en-GB"/>
-        </w:rPr>
-        <w:t>,</w:t>
-      </w:r>
-      <w:r>
-        <w:rPr>
-          <w:i/>
-          <w:szCs w:val="24"/>
-          <w:lang w:val="en-GB"/>
-        </w:rPr>
-        <w:t xml:space="preserve"> </w:t>
-      </w:r>
-      <w:r>
-        <w:rPr>
-          <w:szCs w:val="24"/>
-          <w:lang w:val="en-GB"/>
-        </w:rPr>
-        <w:t xml:space="preserve">31, 1954, 1-48; ‘The International Protection of Freedom of Association for Trade Union Purposes’ in </w:t>
-      </w:r>
-      <w:r>
-        <w:rPr>
-          <w:i/>
-          <w:iCs/>
-          <w:szCs w:val="24"/>
-          <w:lang w:val="en-GB"/>
-        </w:rPr>
-        <w:t xml:space="preserve">Collected Courses of the Hague Academy of International Law </w:t>
-      </w:r>
-      <w:r>
-        <w:rPr>
-          <w:i/>
-          <w:szCs w:val="24"/>
-          <w:lang w:val="en-GB"/>
-        </w:rPr>
-        <w:t>– Recueil des cours</w:t>
-      </w:r>
-      <w:r>
-        <w:rPr>
-          <w:szCs w:val="24"/>
-          <w:lang w:val="en-GB"/>
-        </w:rPr>
-        <w:t>,</w:t>
-      </w:r>
-      <w:r>
-        <w:rPr>
-          <w:i/>
-          <w:szCs w:val="24"/>
-          <w:lang w:val="en-GB"/>
-        </w:rPr>
-        <w:t xml:space="preserve"> </w:t>
-      </w:r>
-      <w:r>
-        <w:rPr>
-          <w:szCs w:val="24"/>
-          <w:lang w:val="en-GB"/>
-        </w:rPr>
-        <w:t>87</w:t>
-      </w:r>
-      <w:r>
-        <w:rPr>
-          <w:i/>
-          <w:szCs w:val="24"/>
-          <w:lang w:val="en-GB"/>
-        </w:rPr>
-        <w:t xml:space="preserve">, </w:t>
-      </w:r>
-      <w:r>
-        <w:rPr>
-          <w:szCs w:val="24"/>
-          <w:lang w:val="en-GB"/>
-        </w:rPr>
-        <w:t xml:space="preserve">1955 I, 1-115; ‘International Law and Activities in Space Beyond the Atmosphere’ in </w:t>
-      </w:r>
-      <w:r>
-        <w:rPr>
-          <w:i/>
-          <w:szCs w:val="24"/>
-          <w:lang w:val="en-GB"/>
-        </w:rPr>
-        <w:t>International and Comparative Law Quarterly</w:t>
-      </w:r>
-      <w:r>
-        <w:rPr>
-          <w:szCs w:val="24"/>
-          <w:lang w:val="en-GB"/>
-        </w:rPr>
-        <w:t>,</w:t>
-      </w:r>
-      <w:r>
-        <w:rPr>
-          <w:i/>
-          <w:szCs w:val="24"/>
-          <w:lang w:val="en-GB"/>
-        </w:rPr>
-        <w:t xml:space="preserve"> </w:t>
-      </w:r>
-      <w:r>
-        <w:rPr>
-          <w:szCs w:val="24"/>
-          <w:lang w:val="en-GB"/>
-        </w:rPr>
-        <w:t xml:space="preserve">5/1, January 1956, 99-114; ‘Craftsmanship in International Law’ in </w:t>
-      </w:r>
-      <w:r>
-        <w:rPr>
-          <w:i/>
-          <w:szCs w:val="24"/>
-          <w:lang w:val="en-GB"/>
-        </w:rPr>
-        <w:t>American Journal of International Law</w:t>
-      </w:r>
-      <w:r>
-        <w:rPr>
-          <w:szCs w:val="24"/>
-          <w:lang w:val="en-GB"/>
-        </w:rPr>
-        <w:t xml:space="preserve">, 50, 1956, 32-60; ‘An International Regime for Antarctica?’ in </w:t>
-      </w:r>
-      <w:r>
-        <w:rPr>
-          <w:i/>
-          <w:szCs w:val="24"/>
-          <w:lang w:val="en-GB"/>
-        </w:rPr>
-        <w:t>International Affairs</w:t>
-      </w:r>
-      <w:r>
-        <w:rPr>
-          <w:szCs w:val="24"/>
-          <w:lang w:val="en-GB"/>
-        </w:rPr>
-        <w:t>,</w:t>
-      </w:r>
-      <w:r>
-        <w:rPr>
-          <w:i/>
-          <w:szCs w:val="24"/>
-          <w:lang w:val="en-GB"/>
-        </w:rPr>
-        <w:t xml:space="preserve"> </w:t>
-      </w:r>
-      <w:r>
-        <w:rPr>
-          <w:szCs w:val="24"/>
-          <w:lang w:val="en-GB"/>
-        </w:rPr>
-        <w:t xml:space="preserve">32/4, October 1956, 414-426; </w:t>
-      </w:r>
-      <w:r>
-        <w:rPr>
-          <w:i/>
-          <w:szCs w:val="24"/>
-          <w:lang w:val="en-GB"/>
-        </w:rPr>
-        <w:t>The International Protection of Trade Union Freedom</w:t>
-      </w:r>
-      <w:r>
-        <w:rPr>
-          <w:szCs w:val="24"/>
-          <w:lang w:val="en-GB"/>
-        </w:rPr>
-        <w:t>,</w:t>
-      </w:r>
-      <w:r>
-        <w:rPr>
-          <w:i/>
-          <w:szCs w:val="24"/>
-          <w:lang w:val="en-GB"/>
-        </w:rPr>
-        <w:t xml:space="preserve"> </w:t>
-      </w:r>
-      <w:r>
-        <w:rPr>
-          <w:szCs w:val="24"/>
-          <w:lang w:val="en-GB"/>
-        </w:rPr>
-        <w:t xml:space="preserve">London 1957; ‘Employment Policy in International Law’ in </w:t>
-      </w:r>
-      <w:r>
-        <w:rPr>
-          <w:i/>
-          <w:szCs w:val="24"/>
-          <w:lang w:val="en-GB"/>
-        </w:rPr>
-        <w:t>Nordic Journal of International Law</w:t>
-      </w:r>
-      <w:r>
-        <w:rPr>
-          <w:szCs w:val="24"/>
-          <w:lang w:val="en-GB"/>
-        </w:rPr>
-        <w:t>,</w:t>
-      </w:r>
-      <w:r>
-        <w:rPr>
-          <w:i/>
-          <w:szCs w:val="24"/>
-          <w:lang w:val="en-GB"/>
-        </w:rPr>
-        <w:t xml:space="preserve"> </w:t>
-      </w:r>
-      <w:r>
-        <w:rPr>
-          <w:szCs w:val="24"/>
-          <w:lang w:val="en-GB"/>
-        </w:rPr>
-        <w:t xml:space="preserve">27/1, 1957, 19-63; ‘Compétence obligatoire des instances judiciaires et arbitrales internationales’ in </w:t>
-      </w:r>
-      <w:r>
-        <w:rPr>
-          <w:i/>
-          <w:szCs w:val="24"/>
-          <w:lang w:val="en-GB"/>
-        </w:rPr>
-        <w:t>Annuaire de l’Institut de droit international</w:t>
-      </w:r>
-      <w:r>
-        <w:rPr>
-          <w:szCs w:val="24"/>
-          <w:lang w:val="en-GB"/>
-        </w:rPr>
-        <w:t xml:space="preserve">, 47/I, 1957, 34-322; ‘The Application of International Labour Conventions by Means of Collective Agreements’ in </w:t>
-      </w:r>
-      <w:r>
-        <w:rPr>
-          <w:i/>
-          <w:szCs w:val="24"/>
-          <w:lang w:val="en-GB"/>
-        </w:rPr>
-        <w:t>Zeitschrift für ausländisches öffentliches Recht und Völkerrecht</w:t>
-      </w:r>
-      <w:r>
-        <w:rPr>
-          <w:szCs w:val="24"/>
-          <w:lang w:val="en-GB"/>
-        </w:rPr>
-        <w:t>,</w:t>
-      </w:r>
-      <w:r>
-        <w:rPr>
-          <w:i/>
-          <w:szCs w:val="24"/>
-          <w:lang w:val="en-GB"/>
-        </w:rPr>
-        <w:t xml:space="preserve"> </w:t>
-      </w:r>
-      <w:r>
-        <w:rPr>
-          <w:szCs w:val="24"/>
-          <w:lang w:val="en-GB"/>
-        </w:rPr>
-        <w:t xml:space="preserve">19/1-3, 1958, 197-224; ‘The Mode of Citation of International Court Decisions’ in </w:t>
-      </w:r>
-      <w:r>
-        <w:rPr>
-          <w:i/>
-          <w:szCs w:val="24"/>
-          <w:lang w:val="en-GB"/>
-        </w:rPr>
-        <w:t>British Yearbook of International Law</w:t>
-      </w:r>
-      <w:r>
-        <w:rPr>
-          <w:szCs w:val="24"/>
-          <w:lang w:val="en-GB"/>
-        </w:rPr>
-        <w:t xml:space="preserve">, 35, 1959, 232-235; ‘The Laws of Nature and International Law’ in </w:t>
-      </w:r>
-      <w:r>
-        <w:rPr>
-          <w:i/>
-          <w:szCs w:val="24"/>
-          <w:lang w:val="en-GB"/>
-        </w:rPr>
-        <w:t xml:space="preserve">Netherlands International Law Review, </w:t>
-      </w:r>
-      <w:r>
-        <w:rPr>
-          <w:szCs w:val="24"/>
-          <w:lang w:val="en-GB"/>
-        </w:rPr>
-        <w:t>Liber Amicorum J.P.A. François,</w:t>
-      </w:r>
-      <w:r>
-        <w:rPr>
-          <w:i/>
-          <w:szCs w:val="24"/>
-          <w:lang w:val="en-GB"/>
-        </w:rPr>
-        <w:t xml:space="preserve"> </w:t>
-      </w:r>
-      <w:r>
-        <w:rPr>
-          <w:szCs w:val="24"/>
-          <w:lang w:val="en-GB"/>
-        </w:rPr>
-        <w:t xml:space="preserve">1959, 160-172; ‘The Challenge of Universality’ in </w:t>
-      </w:r>
-      <w:r>
-        <w:rPr>
-          <w:i/>
-          <w:szCs w:val="24"/>
-          <w:lang w:val="en-GB"/>
-        </w:rPr>
-        <w:t>Proceedings of the Annual Meeting (American Society of International Law)</w:t>
-      </w:r>
-      <w:r>
-        <w:rPr>
-          <w:szCs w:val="24"/>
-          <w:lang w:val="en-GB"/>
-        </w:rPr>
-        <w:t xml:space="preserve">, 1959, 85-98; </w:t>
-      </w:r>
-      <w:r>
-        <w:rPr>
-          <w:i/>
-          <w:szCs w:val="24"/>
-          <w:lang w:val="en-GB"/>
-        </w:rPr>
-        <w:t>Human Rights and International Labour Standards</w:t>
-      </w:r>
-      <w:r>
-        <w:rPr>
-          <w:szCs w:val="24"/>
-          <w:lang w:val="en-GB"/>
-        </w:rPr>
-        <w:t>,</w:t>
-      </w:r>
-      <w:r>
-        <w:rPr>
-          <w:i/>
-          <w:szCs w:val="24"/>
-          <w:lang w:val="en-GB"/>
-        </w:rPr>
-        <w:t xml:space="preserve"> </w:t>
-      </w:r>
-      <w:r>
-        <w:rPr>
-          <w:szCs w:val="24"/>
-          <w:lang w:val="en-GB"/>
-        </w:rPr>
-        <w:t xml:space="preserve">London 1960; ‘Hersch Lauterpacht – The Scholar as Prophet’ in </w:t>
-      </w:r>
-      <w:r>
-        <w:rPr>
-          <w:i/>
-          <w:szCs w:val="24"/>
-          <w:lang w:val="en-GB"/>
-        </w:rPr>
-        <w:t>British Yearbook of International Law</w:t>
-      </w:r>
-      <w:r>
-        <w:rPr>
-          <w:szCs w:val="24"/>
-          <w:lang w:val="en-GB"/>
-        </w:rPr>
-        <w:t>,</w:t>
-      </w:r>
-      <w:r>
-        <w:rPr>
-          <w:i/>
-          <w:szCs w:val="24"/>
-          <w:lang w:val="en-GB"/>
-        </w:rPr>
-        <w:t xml:space="preserve"> </w:t>
-      </w:r>
-      <w:r>
-        <w:rPr>
-          <w:szCs w:val="24"/>
-          <w:lang w:val="en-GB"/>
-        </w:rPr>
-        <w:t xml:space="preserve">36, 1960, 1-103; ‘International Adjudication on a Basis Agreed between the Parties’ in E. Brüel (Ed.), </w:t>
-      </w:r>
-      <w:r>
-        <w:rPr>
-          <w:i/>
-          <w:szCs w:val="24"/>
-          <w:lang w:val="en-GB"/>
-        </w:rPr>
-        <w:t>Internationalrechtliche und staatsrechtliche Abhandlungen. Festschrift für Walter Schätzel</w:t>
-      </w:r>
-      <w:r>
-        <w:rPr>
-          <w:szCs w:val="24"/>
-          <w:lang w:val="en-GB"/>
-        </w:rPr>
-        <w:t xml:space="preserve"> </w:t>
-      </w:r>
-      <w:r>
-        <w:rPr>
-          <w:i/>
-          <w:szCs w:val="24"/>
-          <w:lang w:val="en-GB"/>
-        </w:rPr>
-        <w:t>zu seinem 70</w:t>
-      </w:r>
-      <w:r>
-        <w:rPr>
-          <w:szCs w:val="24"/>
-          <w:lang w:val="en-GB"/>
-        </w:rPr>
-        <w:t xml:space="preserve">, Düsseldorf 1960, 231-235; </w:t>
-      </w:r>
-      <w:r>
-        <w:rPr>
-          <w:i/>
-          <w:szCs w:val="24"/>
-          <w:lang w:val="en-GB"/>
-        </w:rPr>
-        <w:t>International Immunities</w:t>
-      </w:r>
-      <w:r>
-        <w:rPr>
-          <w:szCs w:val="24"/>
-          <w:lang w:val="en-GB"/>
-        </w:rPr>
-        <w:t xml:space="preserve">, London 1961; </w:t>
-      </w:r>
-      <w:r>
-        <w:rPr>
-          <w:i/>
-          <w:szCs w:val="24"/>
-          <w:lang w:val="en-GB"/>
-        </w:rPr>
-        <w:t>The Proper Law of International Organisations</w:t>
-      </w:r>
-      <w:r>
-        <w:rPr>
-          <w:szCs w:val="24"/>
-          <w:lang w:val="en-GB"/>
-        </w:rPr>
-        <w:t>,</w:t>
-      </w:r>
-      <w:r>
-        <w:rPr>
-          <w:i/>
-          <w:szCs w:val="24"/>
-          <w:lang w:val="en-GB"/>
-        </w:rPr>
-        <w:t xml:space="preserve"> </w:t>
-      </w:r>
-      <w:r>
-        <w:rPr>
-          <w:szCs w:val="24"/>
-          <w:lang w:val="en-GB"/>
-        </w:rPr>
-        <w:t xml:space="preserve">London 1962; </w:t>
-      </w:r>
-      <w:r>
-        <w:rPr>
-          <w:i/>
-          <w:szCs w:val="24"/>
-          <w:lang w:val="en-GB"/>
-        </w:rPr>
-        <w:t>Law, Freedom, and Welfare</w:t>
-      </w:r>
-      <w:r>
-        <w:rPr>
-          <w:szCs w:val="24"/>
-          <w:lang w:val="en-GB"/>
-        </w:rPr>
-        <w:t xml:space="preserve">, London 1963; ‘The State and International Organization’ in </w:t>
-      </w:r>
-      <w:r>
-        <w:rPr>
-          <w:i/>
-          <w:szCs w:val="24"/>
-          <w:lang w:val="en-GB"/>
-        </w:rPr>
-        <w:t>International Law in a Changing World</w:t>
-      </w:r>
-      <w:r>
-        <w:rPr>
-          <w:szCs w:val="24"/>
-          <w:lang w:val="en-GB"/>
-        </w:rPr>
-        <w:t xml:space="preserve">, Dobbs Ferry 1963; ‘Le droit international des espaces célestes’ in </w:t>
-      </w:r>
-      <w:r>
-        <w:rPr>
-          <w:i/>
-          <w:szCs w:val="24"/>
-          <w:lang w:val="en-GB"/>
-        </w:rPr>
-        <w:t>Annuaire de l’Institut de droit international</w:t>
-      </w:r>
-      <w:r>
-        <w:rPr>
-          <w:szCs w:val="24"/>
-          <w:lang w:val="en-GB"/>
-        </w:rPr>
-        <w:t xml:space="preserve">, 50/I, 1963, 128-496; ‘Le droit de l’espace commence à se concrétiser’ in </w:t>
-      </w:r>
-      <w:r>
-        <w:rPr>
-          <w:i/>
-          <w:szCs w:val="24"/>
-          <w:lang w:val="en-GB"/>
-        </w:rPr>
-        <w:t>Annuaire suisse de droit international</w:t>
-      </w:r>
-      <w:r>
-        <w:rPr>
-          <w:szCs w:val="24"/>
-          <w:lang w:val="en-GB"/>
-        </w:rPr>
-        <w:t xml:space="preserve">, 20, 1963, 11-19; </w:t>
-      </w:r>
-      <w:r>
-        <w:rPr>
-          <w:i/>
-          <w:szCs w:val="24"/>
-          <w:lang w:val="en-GB"/>
-        </w:rPr>
-        <w:t>The Prospects of International Adjudication</w:t>
-      </w:r>
-      <w:r>
-        <w:rPr>
-          <w:szCs w:val="24"/>
-          <w:lang w:val="en-GB"/>
-        </w:rPr>
-        <w:t xml:space="preserve">, London 1964; ‘Fischer Williams: The Practitioner as Reformer’ in </w:t>
-      </w:r>
-      <w:r>
-        <w:rPr>
-          <w:i/>
-          <w:szCs w:val="24"/>
-          <w:lang w:val="en-GB"/>
-        </w:rPr>
-        <w:t>British Yearbook of International Law</w:t>
-      </w:r>
-      <w:r>
-        <w:rPr>
-          <w:szCs w:val="24"/>
-          <w:lang w:val="en-GB"/>
-        </w:rPr>
-        <w:t xml:space="preserve">, 40, 1964, 233-285; ‘Interdependence as the Basic Concept of Contemporary International Law’ in </w:t>
-      </w:r>
-      <w:r>
-        <w:rPr>
-          <w:i/>
-          <w:szCs w:val="24"/>
-          <w:lang w:val="en-GB"/>
-        </w:rPr>
-        <w:t>Mélanges offerts à Henri Rollin</w:t>
-      </w:r>
-      <w:r>
-        <w:rPr>
-          <w:szCs w:val="24"/>
-          <w:lang w:val="en-GB"/>
-        </w:rPr>
-        <w:t>,</w:t>
-      </w:r>
-      <w:r>
-        <w:rPr>
-          <w:i/>
-          <w:szCs w:val="24"/>
-          <w:lang w:val="en-GB"/>
-        </w:rPr>
-        <w:t xml:space="preserve"> </w:t>
-      </w:r>
-      <w:r>
-        <w:rPr>
-          <w:szCs w:val="24"/>
-          <w:lang w:val="en-GB"/>
-        </w:rPr>
-        <w:t xml:space="preserve">Paris 1964, 147-156; ‘Law and the Pursuit of Peace’ in </w:t>
-      </w:r>
-      <w:r>
-        <w:rPr>
-          <w:i/>
-          <w:szCs w:val="24"/>
-          <w:lang w:val="en-GB"/>
-        </w:rPr>
-        <w:t>Indian Journal of International Law</w:t>
-      </w:r>
-      <w:r>
-        <w:rPr>
-          <w:szCs w:val="24"/>
-          <w:lang w:val="en-GB"/>
-        </w:rPr>
-        <w:t xml:space="preserve">, 5/1, January 1965, 1-8; ‘Due Process of Law in International Organizations’ in </w:t>
-      </w:r>
-      <w:r>
-        <w:rPr>
-          <w:i/>
-          <w:szCs w:val="24"/>
-          <w:lang w:val="en-GB"/>
-        </w:rPr>
-        <w:t>International Organization</w:t>
-      </w:r>
-      <w:r>
-        <w:rPr>
-          <w:szCs w:val="24"/>
-          <w:lang w:val="en-GB"/>
-        </w:rPr>
-        <w:t>,</w:t>
-      </w:r>
-      <w:r>
-        <w:rPr>
-          <w:i/>
-          <w:szCs w:val="24"/>
-          <w:lang w:val="en-GB"/>
-        </w:rPr>
-        <w:t xml:space="preserve"> </w:t>
-      </w:r>
-      <w:r>
-        <w:rPr>
-          <w:szCs w:val="24"/>
-          <w:lang w:val="en-GB"/>
-        </w:rPr>
-        <w:t xml:space="preserve">19/2, 1965, 163-175; ‘Freedom under Law in the World Community’ in </w:t>
-      </w:r>
-      <w:r>
-        <w:rPr>
-          <w:i/>
-          <w:szCs w:val="24"/>
-          <w:lang w:val="en-GB"/>
-        </w:rPr>
-        <w:t>Japanese Annual of International Law</w:t>
-      </w:r>
-      <w:r>
-        <w:rPr>
-          <w:szCs w:val="24"/>
-          <w:lang w:val="en-GB"/>
-        </w:rPr>
-        <w:t>,</w:t>
-      </w:r>
-      <w:r>
-        <w:rPr>
-          <w:i/>
-          <w:szCs w:val="24"/>
-          <w:lang w:val="en-GB"/>
-        </w:rPr>
-        <w:t xml:space="preserve"> </w:t>
-      </w:r>
-      <w:r>
-        <w:rPr>
-          <w:szCs w:val="24"/>
-          <w:lang w:val="en-GB"/>
-        </w:rPr>
-        <w:t xml:space="preserve">9, 1965, 1-9; ‘Unanimity, the Veto, Weighted Voting, Special and Simple Majorities and Consensus as Modes of Decision in International Organizations’ in </w:t>
-      </w:r>
-      <w:r>
-        <w:rPr>
-          <w:i/>
-          <w:szCs w:val="24"/>
-          <w:lang w:val="en-GB"/>
-        </w:rPr>
-        <w:t>Cambridge Essays in International Law: Essays in Honour of Lord McNair</w:t>
-      </w:r>
-      <w:r>
-        <w:rPr>
-          <w:szCs w:val="24"/>
-          <w:lang w:val="en-GB"/>
-        </w:rPr>
-        <w:t xml:space="preserve">, London 1965, 48-63; ‘Space Law Becomes a Reality’ in </w:t>
-      </w:r>
-      <w:r>
-        <w:rPr>
-          <w:i/>
-          <w:szCs w:val="24"/>
-          <w:lang w:val="en-GB"/>
-        </w:rPr>
-        <w:t>Space Law</w:t>
-      </w:r>
-      <w:r>
-        <w:rPr>
-          <w:szCs w:val="24"/>
-          <w:lang w:val="en-GB"/>
-        </w:rPr>
-        <w:t xml:space="preserve">, 1966, 15-25; </w:t>
-      </w:r>
-      <w:r>
-        <w:rPr>
-          <w:i/>
-          <w:szCs w:val="24"/>
-          <w:lang w:val="en-GB"/>
-        </w:rPr>
-        <w:t>Law in the World Community</w:t>
-      </w:r>
-      <w:r>
-        <w:rPr>
-          <w:szCs w:val="24"/>
-          <w:lang w:val="en-GB"/>
-        </w:rPr>
-        <w:t xml:space="preserve">, New York 1967; ‘Tolerance and Good Neighbourliness as </w:t>
-      </w:r>
-      <w:r>
-        <w:rPr>
-          <w:szCs w:val="24"/>
-          <w:lang w:val="en-GB"/>
-        </w:rPr>
-        <w:lastRenderedPageBreak/>
-        <w:t xml:space="preserve">Concepts of International Law’ in </w:t>
-      </w:r>
-      <w:r>
-        <w:rPr>
-          <w:i/>
-          <w:szCs w:val="24"/>
-          <w:lang w:val="en-GB"/>
-        </w:rPr>
-        <w:t>Malaya Law Review</w:t>
-      </w:r>
-      <w:r>
-        <w:rPr>
-          <w:szCs w:val="24"/>
-          <w:lang w:val="en-GB"/>
-        </w:rPr>
-        <w:t>,</w:t>
-      </w:r>
-      <w:r>
-        <w:rPr>
-          <w:i/>
-          <w:szCs w:val="24"/>
-          <w:lang w:val="en-GB"/>
-        </w:rPr>
-        <w:t xml:space="preserve"> </w:t>
-      </w:r>
-      <w:r>
-        <w:rPr>
-          <w:szCs w:val="24"/>
-          <w:lang w:val="en-GB"/>
-        </w:rPr>
-        <w:t xml:space="preserve">9, July 1967, 10-19; ‘The International Protection of Trade Union Rights’ in E. Luard (Ed.), </w:t>
-      </w:r>
-      <w:r>
-        <w:rPr>
-          <w:i/>
-          <w:szCs w:val="24"/>
-          <w:lang w:val="en-GB"/>
-        </w:rPr>
-        <w:t>The International Protection of Human Rights</w:t>
-      </w:r>
-      <w:r>
-        <w:rPr>
-          <w:szCs w:val="24"/>
-          <w:lang w:val="en-GB"/>
-        </w:rPr>
-        <w:t xml:space="preserve">, London 1967, 210-247; ‘The Commission on Human Rights of the Economic and Social Council’ in </w:t>
-      </w:r>
-      <w:r>
-        <w:rPr>
-          <w:i/>
-          <w:szCs w:val="24"/>
-          <w:lang w:val="en-GB"/>
-        </w:rPr>
-        <w:t>Afro-Asian Labour Bulletin</w:t>
-      </w:r>
-      <w:r>
-        <w:rPr>
-          <w:szCs w:val="24"/>
-          <w:lang w:val="en-GB"/>
-        </w:rPr>
-        <w:t>,</w:t>
-      </w:r>
-      <w:r>
-        <w:rPr>
-          <w:i/>
-          <w:szCs w:val="24"/>
-          <w:lang w:val="en-GB"/>
-        </w:rPr>
-        <w:t xml:space="preserve"> </w:t>
-      </w:r>
-      <w:r>
-        <w:rPr>
-          <w:szCs w:val="24"/>
-          <w:lang w:val="en-GB"/>
-        </w:rPr>
-        <w:t xml:space="preserve">2/5, June 1967, 9-11; ‘Human Rights, Social Justice and Peace: The Broader Significance of the ILO Experience’ in A. Schoon and A. Eide (Eds.), </w:t>
-      </w:r>
-      <w:r>
-        <w:rPr>
-          <w:i/>
-          <w:szCs w:val="24"/>
-          <w:lang w:val="en-GB"/>
-        </w:rPr>
-        <w:t>International Protection of Human Rights: Proceedings of the Seventh Nobel Symposium</w:t>
-      </w:r>
-      <w:r>
-        <w:rPr>
-          <w:szCs w:val="24"/>
-          <w:lang w:val="en-GB"/>
-        </w:rPr>
-        <w:t xml:space="preserve">, Stockholm 1968, 246-258; ‘The Evolution of Space Law Continues’ in </w:t>
-      </w:r>
-      <w:r>
-        <w:rPr>
-          <w:i/>
-          <w:szCs w:val="24"/>
-          <w:lang w:val="en-GB"/>
-        </w:rPr>
-        <w:t>Mélanges offerts à Juraj Andrassy</w:t>
-      </w:r>
-      <w:r>
-        <w:rPr>
-          <w:szCs w:val="24"/>
-          <w:lang w:val="en-GB"/>
-        </w:rPr>
-        <w:t xml:space="preserve">, The Hague 1968, 135-142; ‘Work, Leisure and Social Security as Human Rights in the World Community’ in </w:t>
-      </w:r>
-      <w:r>
-        <w:rPr>
-          <w:i/>
-          <w:szCs w:val="24"/>
-          <w:lang w:val="en-GB"/>
-        </w:rPr>
-        <w:t>Journal of the International Commission of Jurists</w:t>
-      </w:r>
-      <w:r>
-        <w:rPr>
-          <w:szCs w:val="24"/>
-          <w:lang w:val="en-GB"/>
-        </w:rPr>
-        <w:t xml:space="preserve">, June 1968, 49-58; ‘United Nations Covenants on Human Rights Come to Life’ in </w:t>
-      </w:r>
-      <w:r>
-        <w:rPr>
-          <w:i/>
-          <w:szCs w:val="24"/>
-          <w:lang w:val="en-GB"/>
-        </w:rPr>
-        <w:t>Recueil d’études de droit international en homage à Paul Guggenheim</w:t>
-      </w:r>
-      <w:r>
-        <w:rPr>
-          <w:szCs w:val="24"/>
-          <w:lang w:val="en-GB"/>
-        </w:rPr>
-        <w:t xml:space="preserve">, Geneva 1968, 765-773; ‘Space Occurrences and Transactions in the Conflict of Laws: A Plea for Comprehensive Study’ in </w:t>
-      </w:r>
-      <w:r>
-        <w:rPr>
-          <w:i/>
-          <w:szCs w:val="24"/>
-          <w:lang w:val="en-GB"/>
-        </w:rPr>
-        <w:t>Miscellany in Honor of Charalambos N. Fragistas</w:t>
-      </w:r>
-      <w:r>
-        <w:rPr>
-          <w:szCs w:val="24"/>
-          <w:lang w:val="en-GB"/>
-        </w:rPr>
-        <w:t>, Volume 3,</w:t>
-      </w:r>
-      <w:r>
-        <w:rPr>
-          <w:i/>
-          <w:szCs w:val="24"/>
-          <w:lang w:val="en-GB"/>
-        </w:rPr>
-        <w:t xml:space="preserve"> </w:t>
-      </w:r>
-      <w:r>
-        <w:rPr>
-          <w:szCs w:val="24"/>
-          <w:lang w:val="en-GB"/>
-        </w:rPr>
-        <w:t xml:space="preserve">Thessaloniki 1968, 411-416; ‘The I.L.O. Approach to Human Rights’ in </w:t>
-      </w:r>
-      <w:r>
-        <w:rPr>
-          <w:i/>
-          <w:szCs w:val="24"/>
-          <w:lang w:val="en-GB"/>
-        </w:rPr>
-        <w:t>I.L.O. Panorama</w:t>
-      </w:r>
-      <w:r>
-        <w:rPr>
-          <w:szCs w:val="24"/>
-          <w:lang w:val="en-GB"/>
-        </w:rPr>
-        <w:t>,</w:t>
-      </w:r>
-      <w:r>
-        <w:rPr>
-          <w:i/>
-          <w:szCs w:val="24"/>
-          <w:lang w:val="en-GB"/>
-        </w:rPr>
-        <w:t xml:space="preserve"> </w:t>
-      </w:r>
-      <w:r>
-        <w:rPr>
-          <w:szCs w:val="24"/>
-          <w:lang w:val="en-GB"/>
-        </w:rPr>
         <w:t xml:space="preserve">32, September-October 1968, 2-7; </w:t>
       </w:r>
       <w:r>
@@ -2368,8 +3262,72 @@
           <w:szCs w:val="24"/>
           <w:lang w:val="en-GB"/>
         </w:rPr>
-        <w:t>René Cassin Amicorum Discipulorumque Liber, Tome I: Problèmes de protection internationale des Droits de l'Homme</w:t>
-      </w:r>
+        <w:t xml:space="preserve">René Cassin Amicorum </w:t>
+      </w:r>
+      <w:proofErr w:type="spellStart"/>
+      <w:r>
+        <w:rPr>
+          <w:i/>
+          <w:szCs w:val="24"/>
+          <w:lang w:val="en-GB"/>
+        </w:rPr>
+        <w:t>Discipulorumque</w:t>
+      </w:r>
+      <w:proofErr w:type="spellEnd"/>
+      <w:r>
+        <w:rPr>
+          <w:i/>
+          <w:szCs w:val="24"/>
+          <w:lang w:val="en-GB"/>
+        </w:rPr>
+        <w:t xml:space="preserve"> Liber, Tome I: </w:t>
+      </w:r>
+      <w:proofErr w:type="spellStart"/>
+      <w:r>
+        <w:rPr>
+          <w:i/>
+          <w:szCs w:val="24"/>
+          <w:lang w:val="en-GB"/>
+        </w:rPr>
+        <w:t>Problèmes</w:t>
+      </w:r>
+      <w:proofErr w:type="spellEnd"/>
+      <w:r>
+        <w:rPr>
+          <w:i/>
+          <w:szCs w:val="24"/>
+          <w:lang w:val="en-GB"/>
+        </w:rPr>
+        <w:t xml:space="preserve"> de protection </w:t>
+      </w:r>
+      <w:proofErr w:type="spellStart"/>
+      <w:r>
+        <w:rPr>
+          <w:i/>
+          <w:szCs w:val="24"/>
+          <w:lang w:val="en-GB"/>
+        </w:rPr>
+        <w:t>internationale</w:t>
+      </w:r>
+      <w:proofErr w:type="spellEnd"/>
+      <w:r>
+        <w:rPr>
+          <w:i/>
+          <w:szCs w:val="24"/>
+          <w:lang w:val="en-GB"/>
+        </w:rPr>
+        <w:t xml:space="preserve"> des Droits de </w:t>
+      </w:r>
+      <w:proofErr w:type="spellStart"/>
+      <w:r>
+        <w:rPr>
+          <w:i/>
+          <w:szCs w:val="24"/>
+          <w:lang w:val="en-GB"/>
+        </w:rPr>
+        <w:t>l'Homme</w:t>
+      </w:r>
+      <w:proofErr w:type="spellEnd"/>
       <w:r>
         <w:rPr>
           <w:szCs w:val="24"/>
@@ -2519,7 +3477,23 @@
           <w:szCs w:val="24"/>
           <w:lang w:val="en-GB"/>
         </w:rPr>
-        <w:t xml:space="preserve">: R.A. Falk and S.H. Mendlovitz, ‘Some Criticisms of C. Wilfred Jenks’ Approach to International Law’ in </w:t>
+        <w:t xml:space="preserve">: R.A. Falk and S.H. </w:t>
+      </w:r>
+      <w:proofErr w:type="spellStart"/>
+      <w:r>
+        <w:rPr>
+          <w:szCs w:val="24"/>
+          <w:lang w:val="en-GB"/>
+        </w:rPr>
+        <w:t>Mendlovitz</w:t>
+      </w:r>
+      <w:proofErr w:type="spellEnd"/>
+      <w:r>
+        <w:rPr>
+          <w:szCs w:val="24"/>
+          <w:lang w:val="en-GB"/>
+        </w:rPr>
+        <w:t xml:space="preserve">, ‘Some Criticisms of C. Wilfred Jenks’ Approach to International Law’ in </w:t>
       </w:r>
       <w:r>
         <w:rPr>
@@ -2594,7 +3568,23 @@
           <w:szCs w:val="24"/>
           <w:lang w:val="en-GB"/>
         </w:rPr>
-        <w:t xml:space="preserve">, Special Issue, November 1973, 1-12, with tributes by A. Ammar, V. Winspeare Guicciardi, E. Hambro and F. Picot; ‘Wilfred Jenks, 1909-1973’ in </w:t>
+        <w:t xml:space="preserve">, Special Issue, November 1973, 1-12, with tributes by A. Ammar, V. Winspeare </w:t>
+      </w:r>
+      <w:proofErr w:type="spellStart"/>
+      <w:r>
+        <w:rPr>
+          <w:szCs w:val="24"/>
+          <w:lang w:val="en-GB"/>
+        </w:rPr>
+        <w:t>Guicciardi</w:t>
+      </w:r>
+      <w:proofErr w:type="spellEnd"/>
+      <w:r>
+        <w:rPr>
+          <w:szCs w:val="24"/>
+          <w:lang w:val="en-GB"/>
+        </w:rPr>
+        <w:t xml:space="preserve">, E. Hambro and F. Picot; ‘Wilfred Jenks, 1909-1973’ in </w:t>
       </w:r>
       <w:r>
         <w:rPr>
@@ -2654,7 +3644,39 @@
           <w:szCs w:val="24"/>
           <w:lang w:val="en-GB"/>
         </w:rPr>
-        <w:t xml:space="preserve">46, 1972-1973, xvi-xxx; N. Valticos, ‘Hommage à Wilfred Jenks’ in </w:t>
+        <w:t xml:space="preserve">46, 1972-1973, xvi-xxx; N. </w:t>
+      </w:r>
+      <w:proofErr w:type="spellStart"/>
+      <w:r>
+        <w:rPr>
+          <w:szCs w:val="24"/>
+          <w:lang w:val="en-GB"/>
+        </w:rPr>
+        <w:t>Valticos</w:t>
+      </w:r>
+      <w:proofErr w:type="spellEnd"/>
+      <w:r>
+        <w:rPr>
+          <w:szCs w:val="24"/>
+          <w:lang w:val="en-GB"/>
+        </w:rPr>
+        <w:t>, ‘</w:t>
+      </w:r>
+      <w:proofErr w:type="spellStart"/>
+      <w:r>
+        <w:rPr>
+          <w:szCs w:val="24"/>
+          <w:lang w:val="en-GB"/>
+        </w:rPr>
+        <w:t>Hommage</w:t>
+      </w:r>
+      <w:proofErr w:type="spellEnd"/>
+      <w:r>
+        <w:rPr>
+          <w:szCs w:val="24"/>
+          <w:lang w:val="en-GB"/>
+        </w:rPr>
+        <w:t xml:space="preserve"> à Wilfred Jenks’ in </w:t>
       </w:r>
       <w:r>
         <w:rPr>
@@ -2684,7 +3706,23 @@
           <w:szCs w:val="24"/>
           <w:lang w:val="en-GB"/>
         </w:rPr>
-        <w:t xml:space="preserve">290, nr. 12, 1973, 11-13; Y. Beigbeder, ‘The United States’ Withdrawal from the International Labor Organization’ in </w:t>
+        <w:t xml:space="preserve">290, nr. 12, 1973, 11-13; Y. </w:t>
+      </w:r>
+      <w:proofErr w:type="spellStart"/>
+      <w:r>
+        <w:rPr>
+          <w:szCs w:val="24"/>
+          <w:lang w:val="en-GB"/>
+        </w:rPr>
+        <w:t>Beigbeder</w:t>
+      </w:r>
+      <w:proofErr w:type="spellEnd"/>
+      <w:r>
+        <w:rPr>
+          <w:szCs w:val="24"/>
+          <w:lang w:val="en-GB"/>
+        </w:rPr>
+        <w:t xml:space="preserve">, ‘The United States’ Withdrawal from the International Labor Organization’ in </w:t>
       </w:r>
       <w:r>
         <w:rPr>
@@ -2699,7 +3737,23 @@
           <w:szCs w:val="24"/>
           <w:lang w:val="en-GB"/>
         </w:rPr>
-        <w:t xml:space="preserve">, 34/2, 1979, 223-240; V.-Y. Ghebali, </w:t>
+        <w:t xml:space="preserve">, 34/2, 1979, 223-240; V.-Y. </w:t>
+      </w:r>
+      <w:proofErr w:type="spellStart"/>
+      <w:r>
+        <w:rPr>
+          <w:szCs w:val="24"/>
+          <w:lang w:val="en-GB"/>
+        </w:rPr>
+        <w:t>Ghebali</w:t>
+      </w:r>
+      <w:proofErr w:type="spellEnd"/>
+      <w:r>
+        <w:rPr>
+          <w:szCs w:val="24"/>
+          <w:lang w:val="en-GB"/>
+        </w:rPr>
+        <w:t xml:space="preserve">, </w:t>
       </w:r>
       <w:r>
         <w:rPr>
@@ -2714,7 +3768,23 @@
           <w:szCs w:val="24"/>
           <w:lang w:val="en-GB"/>
         </w:rPr>
-        <w:t xml:space="preserve">, Dordrecht 1989; N. Valticos, ‘The Asian States and International Labour Conventions’ in R. St. John McDonald (Ed.), </w:t>
+        <w:t xml:space="preserve">, Dordrecht 1989; N. </w:t>
+      </w:r>
+      <w:proofErr w:type="spellStart"/>
+      <w:r>
+        <w:rPr>
+          <w:szCs w:val="24"/>
+          <w:lang w:val="en-GB"/>
+        </w:rPr>
+        <w:t>Valticos</w:t>
+      </w:r>
+      <w:proofErr w:type="spellEnd"/>
+      <w:r>
+        <w:rPr>
+          <w:szCs w:val="24"/>
+          <w:lang w:val="en-GB"/>
+        </w:rPr>
+        <w:t xml:space="preserve">, ‘The Asian States and International Labour Conventions’ in R. St. John McDonald (Ed.), </w:t>
       </w:r>
       <w:r>
         <w:rPr>
@@ -2807,7 +3877,23 @@
           <w:szCs w:val="24"/>
           <w:lang w:val="en-GB"/>
         </w:rPr>
-        <w:t xml:space="preserve">25, December 1998, 2-3, 11-20, with contributions by A. Ali, P. Gopinath, J. Martin and N. Valticos; </w:t>
+        <w:t xml:space="preserve">25, December 1998, 2-3, 11-20, with contributions by A. Ali, P. Gopinath, J. Martin and N. </w:t>
+      </w:r>
+      <w:proofErr w:type="spellStart"/>
+      <w:r>
+        <w:rPr>
+          <w:szCs w:val="24"/>
+          <w:lang w:val="en-GB"/>
+        </w:rPr>
+        <w:t>Valticos</w:t>
+      </w:r>
+      <w:proofErr w:type="spellEnd"/>
+      <w:r>
+        <w:rPr>
+          <w:szCs w:val="24"/>
+          <w:lang w:val="en-GB"/>
+        </w:rPr>
+        <w:t xml:space="preserve">; </w:t>
       </w:r>
       <w:r>
         <w:rPr>
@@ -2837,7 +3923,31 @@
           <w:szCs w:val="24"/>
           <w:lang w:val="en-GB"/>
         </w:rPr>
-        <w:t xml:space="preserve">26, May 1999, 13-17, with contributions by F. Agostini, A. Evans, P. Sutcliffe and B. Zoeteweij; I. Elsmark, ‘The Papers of Wilfred Jenks’ in </w:t>
+        <w:t xml:space="preserve">26, May 1999, 13-17, with contributions by </w:t>
+      </w:r>
+      <w:r>
+        <w:rPr>
+          <w:szCs w:val="24"/>
+          <w:lang w:val="en-GB"/>
+        </w:rPr>
+        <w:lastRenderedPageBreak/>
+        <w:t xml:space="preserve">F. Agostini, A. Evans, P. Sutcliffe and B. </w:t>
+      </w:r>
+      <w:proofErr w:type="spellStart"/>
+      <w:r>
+        <w:rPr>
+          <w:szCs w:val="24"/>
+          <w:lang w:val="en-GB"/>
+        </w:rPr>
+        <w:t>Zoeteweij</w:t>
+      </w:r>
+      <w:proofErr w:type="spellEnd"/>
+      <w:r>
+        <w:rPr>
+          <w:szCs w:val="24"/>
+          <w:lang w:val="en-GB"/>
+        </w:rPr>
+        <w:t xml:space="preserve">; I. Elsmark, ‘The Papers of Wilfred Jenks’ in </w:t>
       </w:r>
       <w:r>
         <w:rPr>
@@ -2897,15 +4007,30 @@
           <w:szCs w:val="24"/>
           <w:lang w:val="en-GB"/>
         </w:rPr>
-        <w:t xml:space="preserve">27, December 1999, 16; E. Lauterpacht, ‘Jenks, Clarence Wilfred (1909-1973)’ in </w:t>
-      </w:r>
-      <w:r>
-        <w:rPr>
-          <w:i/>
-          <w:szCs w:val="24"/>
-          <w:lang w:val="en-GB"/>
-        </w:rPr>
-        <w:lastRenderedPageBreak/>
+        <w:t xml:space="preserve">27, December 1999, 16; E. </w:t>
+      </w:r>
+      <w:proofErr w:type="spellStart"/>
+      <w:r>
+        <w:rPr>
+          <w:szCs w:val="24"/>
+          <w:lang w:val="en-GB"/>
+        </w:rPr>
+        <w:t>Lauterpacht</w:t>
+      </w:r>
+      <w:proofErr w:type="spellEnd"/>
+      <w:r>
+        <w:rPr>
+          <w:szCs w:val="24"/>
+          <w:lang w:val="en-GB"/>
+        </w:rPr>
+        <w:t xml:space="preserve">, ‘Jenks, Clarence Wilfred (1909-1973)’ in </w:t>
+      </w:r>
+      <w:r>
+        <w:rPr>
+          <w:i/>
+          <w:szCs w:val="24"/>
+          <w:lang w:val="en-GB"/>
+        </w:rPr>
         <w:t>Oxford Dictionary of National Biography</w:t>
       </w:r>
       <w:r>
@@ -3010,16 +4135,42 @@
           <w:szCs w:val="24"/>
           <w:lang w:val="en-GB"/>
         </w:rPr>
-        <w:t xml:space="preserve">, 47, December 2009, 21-26; E. Lauterpacht, </w:t>
-      </w:r>
-      <w:r>
-        <w:rPr>
-          <w:i/>
-          <w:szCs w:val="24"/>
-          <w:lang w:val="en-GB"/>
-        </w:rPr>
-        <w:t>The Life of Hersch Lauterpacht</w:t>
-      </w:r>
+        <w:t xml:space="preserve">, 47, December 2009, 21-26; E. </w:t>
+      </w:r>
+      <w:proofErr w:type="spellStart"/>
+      <w:r>
+        <w:rPr>
+          <w:szCs w:val="24"/>
+          <w:lang w:val="en-GB"/>
+        </w:rPr>
+        <w:t>Lauterpacht</w:t>
+      </w:r>
+      <w:proofErr w:type="spellEnd"/>
+      <w:r>
+        <w:rPr>
+          <w:szCs w:val="24"/>
+          <w:lang w:val="en-GB"/>
+        </w:rPr>
+        <w:t xml:space="preserve">, </w:t>
+      </w:r>
+      <w:r>
+        <w:rPr>
+          <w:i/>
+          <w:szCs w:val="24"/>
+          <w:lang w:val="en-GB"/>
+        </w:rPr>
+        <w:t xml:space="preserve">The Life of Hersch </w:t>
+      </w:r>
+      <w:proofErr w:type="spellStart"/>
+      <w:r>
+        <w:rPr>
+          <w:i/>
+          <w:szCs w:val="24"/>
+          <w:lang w:val="en-GB"/>
+        </w:rPr>
+        <w:t>Lauterpacht</w:t>
+      </w:r>
+      <w:proofErr w:type="spellEnd"/>
       <w:r>
         <w:rPr>
           <w:szCs w:val="24"/>
@@ -3055,7 +4206,23 @@
           <w:szCs w:val="24"/>
           <w:lang w:val="en-GB"/>
         </w:rPr>
-        <w:t xml:space="preserve">, Houndmills 2012; R. Cox, </w:t>
+        <w:t xml:space="preserve">, </w:t>
+      </w:r>
+      <w:proofErr w:type="spellStart"/>
+      <w:r>
+        <w:rPr>
+          <w:szCs w:val="24"/>
+          <w:lang w:val="en-GB"/>
+        </w:rPr>
+        <w:t>Houndmills</w:t>
+      </w:r>
+      <w:proofErr w:type="spellEnd"/>
+      <w:r>
+        <w:rPr>
+          <w:szCs w:val="24"/>
+          <w:lang w:val="en-GB"/>
+        </w:rPr>
+        <w:t xml:space="preserve"> 2012; R. Cox, </w:t>
       </w:r>
       <w:r>
         <w:rPr>
@@ -3286,7 +4453,7 @@
 </file>
 
 <file path=word/endnotes.xml><?xml version="1.0" encoding="utf-8"?>
-<w:endnotes xmlns:wpc="http://schemas.microsoft.com/office/word/2010/wordprocessingCanvas" xmlns:cx="http://schemas.microsoft.com/office/drawing/2014/chartex" xmlns:cx1="http://schemas.microsoft.com/office/drawing/2015/9/8/chartex" xmlns:cx2="http://schemas.microsoft.com/office/drawing/2015/10/21/chartex" xmlns:cx3="http://schemas.microsoft.com/office/drawing/2016/5/9/chartex" xmlns:cx4="http://schemas.microsoft.com/office/drawing/2016/5/10/chartex" xmlns:cx5="http://schemas.microsoft.com/office/drawing/2016/5/11/chartex" xmlns:cx6="http://schemas.microsoft.com/office/drawing/2016/5/12/chartex" xmlns:cx7="http://schemas.microsoft.com/office/drawing/2016/5/13/chartex" xmlns:cx8="http://schemas.microsoft.com/office/drawing/2016/5/14/chartex" xmlns:mc="http://schemas.openxmlformats.org/markup-compatibility/2006" xmlns:aink="http://schemas.microsoft.com/office/drawing/2016/ink" xmlns:am3d="http://schemas.microsoft.com/office/drawing/2017/model3d" xmlns:o="urn:schemas-microsoft-com:office:office" xmlns:oel="http://schemas.microsoft.com/office/2019/extlst" xmlns:r="http://schemas.openxmlformats.org/officeDocument/2006/relationships" xmlns:m="http://schemas.openxmlformats.org/officeDocument/2006/math" xmlns:v="urn:schemas-microsoft-com:vml" xmlns:wp14="http://schemas.microsoft.com/office/word/2010/wordprocessingDrawing" xmlns:wp="http://schemas.openxmlformats.org/drawingml/2006/wordprocessingDrawing" xmlns:w10="urn:schemas-microsoft-com:office:word" xmlns:w="http://schemas.openxmlformats.org/wordprocessingml/2006/main" xmlns:w14="http://schemas.microsoft.com/office/word/2010/wordml" xmlns:w15="http://schemas.microsoft.com/office/word/2012/wordml" xmlns:w16cex="http://schemas.microsoft.com/office/word/2018/wordml/cex" xmlns:w16cid="http://schemas.microsoft.com/office/word/2016/wordml/cid" xmlns:w16="http://schemas.microsoft.com/office/word/2018/wordml" xmlns:w16du="http://schemas.microsoft.com/office/word/2023/wordml/word16du" xmlns:w16sdtdh="http://schemas.microsoft.com/office/word/2020/wordml/sdtdatahash" xmlns:w16sdtfl="http://schemas.microsoft.com/office/word/2024/wordml/sdtformatlock" xmlns:w16se="http://schemas.microsoft.com/office/word/2015/wordml/symex" xmlns:wpg="http://schemas.microsoft.com/office/word/2010/wordprocessingGroup" xmlns:wpi="http://schemas.microsoft.com/office/word/2010/wordprocessingInk" xmlns:wne="http://schemas.microsoft.com/office/word/2006/wordml" xmlns:wps="http://schemas.microsoft.com/office/word/2010/wordprocessingShape" mc:Ignorable="w14 w15 w16se w16cid w16 w16cex w16sdtdh w16sdtfl w16du wp14">
+<w:endnotes xmlns:wpc="http://schemas.microsoft.com/office/word/2010/wordprocessingCanvas" xmlns:cx="http://schemas.microsoft.com/office/drawing/2014/chartex" xmlns:cx1="http://schemas.microsoft.com/office/drawing/2015/9/8/chartex" xmlns:cx2="http://schemas.microsoft.com/office/drawing/2015/10/21/chartex" xmlns:cx3="http://schemas.microsoft.com/office/drawing/2016/5/9/chartex" xmlns:cx4="http://schemas.microsoft.com/office/drawing/2016/5/10/chartex" xmlns:cx5="http://schemas.microsoft.com/office/drawing/2016/5/11/chartex" xmlns:cx6="http://schemas.microsoft.com/office/drawing/2016/5/12/chartex" xmlns:cx7="http://schemas.microsoft.com/office/drawing/2016/5/13/chartex" xmlns:cx8="http://schemas.microsoft.com/office/drawing/2016/5/14/chartex" xmlns:mc="http://schemas.openxmlformats.org/markup-compatibility/2006" xmlns:m="http://schemas.openxmlformats.org/officeDocument/2006/math" xmlns:aink="http://schemas.microsoft.com/office/drawing/2016/ink" xmlns:am3d="http://schemas.microsoft.com/office/drawing/2017/model3d" xmlns:oel="http://schemas.microsoft.com/office/2019/extlst" xmlns:r="http://schemas.openxmlformats.org/officeDocument/2006/relationships" xmlns:wp14="http://schemas.microsoft.com/office/word/2010/wordprocessingDrawing" xmlns:wp="http://schemas.openxmlformats.org/drawingml/2006/wordprocessingDrawing" xmlns:wpg="http://schemas.microsoft.com/office/word/2010/wordprocessingGroup" xmlns:wpi="http://schemas.microsoft.com/office/word/2010/wordprocessingInk" xmlns:wps="http://schemas.microsoft.com/office/word/2010/wordprocessingShape" xmlns:o="urn:schemas-microsoft-com:office:office" xmlns:v="urn:schemas-microsoft-com:vml" xmlns:w10="urn:schemas-microsoft-com:office:word" xmlns:w="http://schemas.openxmlformats.org/wordprocessingml/2006/main" xmlns:w14="http://schemas.microsoft.com/office/word/2010/wordml" xmlns:w15="http://schemas.microsoft.com/office/word/2012/wordml" xmlns:w16cei="http://schemas.microsoft.com/office/word/2026/wordml/cei" xmlns:w16cex="http://schemas.microsoft.com/office/word/2018/wordml/cex" xmlns:w16cid="http://schemas.microsoft.com/office/word/2016/wordml/cid" xmlns:w16="http://schemas.microsoft.com/office/word/2018/wordml" xmlns:w16sdtdh="http://schemas.microsoft.com/office/word/2020/wordml/sdtdatahash" xmlns:w16sdtfl="http://schemas.microsoft.com/office/word/2024/wordml/sdtformatlock" xmlns:w16se="http://schemas.microsoft.com/office/word/2015/wordml/symex" xmlns:w16du="http://schemas.microsoft.com/office/word/2023/wordml/word16du" xmlns:wne="http://schemas.microsoft.com/office/word/2006/wordml" mc:Ignorable="w14 w15 w16se w16cid w16 w16cex w16sdtdh w16sdtfl w16du wp14">
   <w:endnote w:type="separator" w:id="-1">
     <w:p>
       <w:r>
@@ -3305,7 +4472,7 @@
 </file>
 
 <file path=word/footer1.xml><?xml version="1.0" encoding="utf-8"?>
-<w:ftr xmlns:wpc="http://schemas.microsoft.com/office/word/2010/wordprocessingCanvas" xmlns:cx="http://schemas.microsoft.com/office/drawing/2014/chartex" xmlns:cx1="http://schemas.microsoft.com/office/drawing/2015/9/8/chartex" xmlns:cx2="http://schemas.microsoft.com/office/drawing/2015/10/21/chartex" xmlns:cx3="http://schemas.microsoft.com/office/drawing/2016/5/9/chartex" xmlns:cx4="http://schemas.microsoft.com/office/drawing/2016/5/10/chartex" xmlns:cx5="http://schemas.microsoft.com/office/drawing/2016/5/11/chartex" xmlns:cx6="http://schemas.microsoft.com/office/drawing/2016/5/12/chartex" xmlns:cx7="http://schemas.microsoft.com/office/drawing/2016/5/13/chartex" xmlns:cx8="http://schemas.microsoft.com/office/drawing/2016/5/14/chartex" xmlns:mc="http://schemas.openxmlformats.org/markup-compatibility/2006" xmlns:aink="http://schemas.microsoft.com/office/drawing/2016/ink" xmlns:am3d="http://schemas.microsoft.com/office/drawing/2017/model3d" xmlns:o="urn:schemas-microsoft-com:office:office" xmlns:oel="http://schemas.microsoft.com/office/2019/extlst" xmlns:r="http://schemas.openxmlformats.org/officeDocument/2006/relationships" xmlns:m="http://schemas.openxmlformats.org/officeDocument/2006/math" xmlns:v="urn:schemas-microsoft-com:vml" xmlns:wp14="http://schemas.microsoft.com/office/word/2010/wordprocessingDrawing" xmlns:wp="http://schemas.openxmlformats.org/drawingml/2006/wordprocessingDrawing" xmlns:w10="urn:schemas-microsoft-com:office:word" xmlns:w="http://schemas.openxmlformats.org/wordprocessingml/2006/main" xmlns:w14="http://schemas.microsoft.com/office/word/2010/wordml" xmlns:w15="http://schemas.microsoft.com/office/word/2012/wordml" xmlns:w16cex="http://schemas.microsoft.com/office/word/2018/wordml/cex" xmlns:w16cid="http://schemas.microsoft.com/office/word/2016/wordml/cid" xmlns:w16="http://schemas.microsoft.com/office/word/2018/wordml" xmlns:w16du="http://schemas.microsoft.com/office/word/2023/wordml/word16du" xmlns:w16sdtdh="http://schemas.microsoft.com/office/word/2020/wordml/sdtdatahash" xmlns:w16sdtfl="http://schemas.microsoft.com/office/word/2024/wordml/sdtformatlock" xmlns:w16se="http://schemas.microsoft.com/office/word/2015/wordml/symex" xmlns:wpg="http://schemas.microsoft.com/office/word/2010/wordprocessingGroup" xmlns:wpi="http://schemas.microsoft.com/office/word/2010/wordprocessingInk" xmlns:wne="http://schemas.microsoft.com/office/word/2006/wordml" xmlns:wps="http://schemas.microsoft.com/office/word/2010/wordprocessingShape" mc:Ignorable="w14 w15 w16se w16cid w16 w16cex w16sdtdh w16sdtfl w16du wp14">
+<w:ftr xmlns:wpc="http://schemas.microsoft.com/office/word/2010/wordprocessingCanvas" xmlns:cx="http://schemas.microsoft.com/office/drawing/2014/chartex" xmlns:cx1="http://schemas.microsoft.com/office/drawing/2015/9/8/chartex" xmlns:cx2="http://schemas.microsoft.com/office/drawing/2015/10/21/chartex" xmlns:cx3="http://schemas.microsoft.com/office/drawing/2016/5/9/chartex" xmlns:cx4="http://schemas.microsoft.com/office/drawing/2016/5/10/chartex" xmlns:cx5="http://schemas.microsoft.com/office/drawing/2016/5/11/chartex" xmlns:cx6="http://schemas.microsoft.com/office/drawing/2016/5/12/chartex" xmlns:cx7="http://schemas.microsoft.com/office/drawing/2016/5/13/chartex" xmlns:cx8="http://schemas.microsoft.com/office/drawing/2016/5/14/chartex" xmlns:mc="http://schemas.openxmlformats.org/markup-compatibility/2006" xmlns:m="http://schemas.openxmlformats.org/officeDocument/2006/math" xmlns:aink="http://schemas.microsoft.com/office/drawing/2016/ink" xmlns:am3d="http://schemas.microsoft.com/office/drawing/2017/model3d" xmlns:oel="http://schemas.microsoft.com/office/2019/extlst" xmlns:r="http://schemas.openxmlformats.org/officeDocument/2006/relationships" xmlns:wp14="http://schemas.microsoft.com/office/word/2010/wordprocessingDrawing" xmlns:wp="http://schemas.openxmlformats.org/drawingml/2006/wordprocessingDrawing" xmlns:wpg="http://schemas.microsoft.com/office/word/2010/wordprocessingGroup" xmlns:wpi="http://schemas.microsoft.com/office/word/2010/wordprocessingInk" xmlns:wps="http://schemas.microsoft.com/office/word/2010/wordprocessingShape" xmlns:o="urn:schemas-microsoft-com:office:office" xmlns:v="urn:schemas-microsoft-com:vml" xmlns:w10="urn:schemas-microsoft-com:office:word" xmlns:w="http://schemas.openxmlformats.org/wordprocessingml/2006/main" xmlns:w14="http://schemas.microsoft.com/office/word/2010/wordml" xmlns:w15="http://schemas.microsoft.com/office/word/2012/wordml" xmlns:w16cei="http://schemas.microsoft.com/office/word/2026/wordml/cei" xmlns:w16cex="http://schemas.microsoft.com/office/word/2018/wordml/cex" xmlns:w16cid="http://schemas.microsoft.com/office/word/2016/wordml/cid" xmlns:w16="http://schemas.microsoft.com/office/word/2018/wordml" xmlns:w16sdtdh="http://schemas.microsoft.com/office/word/2020/wordml/sdtdatahash" xmlns:w16sdtfl="http://schemas.microsoft.com/office/word/2024/wordml/sdtformatlock" xmlns:w16se="http://schemas.microsoft.com/office/word/2015/wordml/symex" xmlns:w16du="http://schemas.microsoft.com/office/word/2023/wordml/word16du" xmlns:wne="http://schemas.microsoft.com/office/word/2006/wordml" mc:Ignorable="w14 w15 w16se w16cid w16 w16cex w16sdtdh w16sdtfl w16du wp14">
   <w:p>
     <w:pPr>
       <w:pStyle w:val="Voettekst"/>
@@ -3356,7 +4523,7 @@
 </file>
 
 <file path=word/footnotes.xml><?xml version="1.0" encoding="utf-8"?>
-<w:footnotes xmlns:wpc="http://schemas.microsoft.com/office/word/2010/wordprocessingCanvas" xmlns:cx="http://schemas.microsoft.com/office/drawing/2014/chartex" xmlns:cx1="http://schemas.microsoft.com/office/drawing/2015/9/8/chartex" xmlns:cx2="http://schemas.microsoft.com/office/drawing/2015/10/21/chartex" xmlns:cx3="http://schemas.microsoft.com/office/drawing/2016/5/9/chartex" xmlns:cx4="http://schemas.microsoft.com/office/drawing/2016/5/10/chartex" xmlns:cx5="http://schemas.microsoft.com/office/drawing/2016/5/11/chartex" xmlns:cx6="http://schemas.microsoft.com/office/drawing/2016/5/12/chartex" xmlns:cx7="http://schemas.microsoft.com/office/drawing/2016/5/13/chartex" xmlns:cx8="http://schemas.microsoft.com/office/drawing/2016/5/14/chartex" xmlns:mc="http://schemas.openxmlformats.org/markup-compatibility/2006" xmlns:aink="http://schemas.microsoft.com/office/drawing/2016/ink" xmlns:am3d="http://schemas.microsoft.com/office/drawing/2017/model3d" xmlns:o="urn:schemas-microsoft-com:office:office" xmlns:oel="http://schemas.microsoft.com/office/2019/extlst" xmlns:r="http://schemas.openxmlformats.org/officeDocument/2006/relationships" xmlns:m="http://schemas.openxmlformats.org/officeDocument/2006/math" xmlns:v="urn:schemas-microsoft-com:vml" xmlns:wp14="http://schemas.microsoft.com/office/word/2010/wordprocessingDrawing" xmlns:wp="http://schemas.openxmlformats.org/drawingml/2006/wordprocessingDrawing" xmlns:w10="urn:schemas-microsoft-com:office:word" xmlns:w="http://schemas.openxmlformats.org/wordprocessingml/2006/main" xmlns:w14="http://schemas.microsoft.com/office/word/2010/wordml" xmlns:w15="http://schemas.microsoft.com/office/word/2012/wordml" xmlns:w16cex="http://schemas.microsoft.com/office/word/2018/wordml/cex" xmlns:w16cid="http://schemas.microsoft.com/office/word/2016/wordml/cid" xmlns:w16="http://schemas.microsoft.com/office/word/2018/wordml" xmlns:w16du="http://schemas.microsoft.com/office/word/2023/wordml/word16du" xmlns:w16sdtdh="http://schemas.microsoft.com/office/word/2020/wordml/sdtdatahash" xmlns:w16sdtfl="http://schemas.microsoft.com/office/word/2024/wordml/sdtformatlock" xmlns:w16se="http://schemas.microsoft.com/office/word/2015/wordml/symex" xmlns:wpg="http://schemas.microsoft.com/office/word/2010/wordprocessingGroup" xmlns:wpi="http://schemas.microsoft.com/office/word/2010/wordprocessingInk" xmlns:wne="http://schemas.microsoft.com/office/word/2006/wordml" xmlns:wps="http://schemas.microsoft.com/office/word/2010/wordprocessingShape" mc:Ignorable="w14 w15 w16se w16cid w16 w16cex w16sdtdh w16sdtfl w16du wp14">
+<w:footnotes xmlns:wpc="http://schemas.microsoft.com/office/word/2010/wordprocessingCanvas" xmlns:cx="http://schemas.microsoft.com/office/drawing/2014/chartex" xmlns:cx1="http://schemas.microsoft.com/office/drawing/2015/9/8/chartex" xmlns:cx2="http://schemas.microsoft.com/office/drawing/2015/10/21/chartex" xmlns:cx3="http://schemas.microsoft.com/office/drawing/2016/5/9/chartex" xmlns:cx4="http://schemas.microsoft.com/office/drawing/2016/5/10/chartex" xmlns:cx5="http://schemas.microsoft.com/office/drawing/2016/5/11/chartex" xmlns:cx6="http://schemas.microsoft.com/office/drawing/2016/5/12/chartex" xmlns:cx7="http://schemas.microsoft.com/office/drawing/2016/5/13/chartex" xmlns:cx8="http://schemas.microsoft.com/office/drawing/2016/5/14/chartex" xmlns:mc="http://schemas.openxmlformats.org/markup-compatibility/2006" xmlns:m="http://schemas.openxmlformats.org/officeDocument/2006/math" xmlns:aink="http://schemas.microsoft.com/office/drawing/2016/ink" xmlns:am3d="http://schemas.microsoft.com/office/drawing/2017/model3d" xmlns:oel="http://schemas.microsoft.com/office/2019/extlst" xmlns:r="http://schemas.openxmlformats.org/officeDocument/2006/relationships" xmlns:wp14="http://schemas.microsoft.com/office/word/2010/wordprocessingDrawing" xmlns:wp="http://schemas.openxmlformats.org/drawingml/2006/wordprocessingDrawing" xmlns:wpg="http://schemas.microsoft.com/office/word/2010/wordprocessingGroup" xmlns:wpi="http://schemas.microsoft.com/office/word/2010/wordprocessingInk" xmlns:wps="http://schemas.microsoft.com/office/word/2010/wordprocessingShape" xmlns:o="urn:schemas-microsoft-com:office:office" xmlns:v="urn:schemas-microsoft-com:vml" xmlns:w10="urn:schemas-microsoft-com:office:word" xmlns:w="http://schemas.openxmlformats.org/wordprocessingml/2006/main" xmlns:w14="http://schemas.microsoft.com/office/word/2010/wordml" xmlns:w15="http://schemas.microsoft.com/office/word/2012/wordml" xmlns:w16cei="http://schemas.microsoft.com/office/word/2026/wordml/cei" xmlns:w16cex="http://schemas.microsoft.com/office/word/2018/wordml/cex" xmlns:w16cid="http://schemas.microsoft.com/office/word/2016/wordml/cid" xmlns:w16="http://schemas.microsoft.com/office/word/2018/wordml" xmlns:w16sdtdh="http://schemas.microsoft.com/office/word/2020/wordml/sdtdatahash" xmlns:w16sdtfl="http://schemas.microsoft.com/office/word/2024/wordml/sdtformatlock" xmlns:w16se="http://schemas.microsoft.com/office/word/2015/wordml/symex" xmlns:w16du="http://schemas.microsoft.com/office/word/2023/wordml/word16du" xmlns:wne="http://schemas.microsoft.com/office/word/2006/wordml" mc:Ignorable="w14 w15 w16se w16cid w16 w16cex w16sdtdh w16sdtfl w16du wp14">
   <w:footnote w:type="separator" w:id="-1">
     <w:p>
       <w:r>
@@ -3375,7 +4542,7 @@
 </file>
 
 <file path=word/header1.xml><?xml version="1.0" encoding="utf-8"?>
-<w:hdr xmlns:wpc="http://schemas.microsoft.com/office/word/2010/wordprocessingCanvas" xmlns:cx="http://schemas.microsoft.com/office/drawing/2014/chartex" xmlns:cx1="http://schemas.microsoft.com/office/drawing/2015/9/8/chartex" xmlns:cx2="http://schemas.microsoft.com/office/drawing/2015/10/21/chartex" xmlns:cx3="http://schemas.microsoft.com/office/drawing/2016/5/9/chartex" xmlns:cx4="http://schemas.microsoft.com/office/drawing/2016/5/10/chartex" xmlns:cx5="http://schemas.microsoft.com/office/drawing/2016/5/11/chartex" xmlns:cx6="http://schemas.microsoft.com/office/drawing/2016/5/12/chartex" xmlns:cx7="http://schemas.microsoft.com/office/drawing/2016/5/13/chartex" xmlns:cx8="http://schemas.microsoft.com/office/drawing/2016/5/14/chartex" xmlns:mc="http://schemas.openxmlformats.org/markup-compatibility/2006" xmlns:aink="http://schemas.microsoft.com/office/drawing/2016/ink" xmlns:am3d="http://schemas.microsoft.com/office/drawing/2017/model3d" xmlns:o="urn:schemas-microsoft-com:office:office" xmlns:oel="http://schemas.microsoft.com/office/2019/extlst" xmlns:r="http://schemas.openxmlformats.org/officeDocument/2006/relationships" xmlns:m="http://schemas.openxmlformats.org/officeDocument/2006/math" xmlns:v="urn:schemas-microsoft-com:vml" xmlns:wp14="http://schemas.microsoft.com/office/word/2010/wordprocessingDrawing" xmlns:wp="http://schemas.openxmlformats.org/drawingml/2006/wordprocessingDrawing" xmlns:w10="urn:schemas-microsoft-com:office:word" xmlns:w="http://schemas.openxmlformats.org/wordprocessingml/2006/main" xmlns:w14="http://schemas.microsoft.com/office/word/2010/wordml" xmlns:w15="http://schemas.microsoft.com/office/word/2012/wordml" xmlns:w16cex="http://schemas.microsoft.com/office/word/2018/wordml/cex" xmlns:w16cid="http://schemas.microsoft.com/office/word/2016/wordml/cid" xmlns:w16="http://schemas.microsoft.com/office/word/2018/wordml" xmlns:w16du="http://schemas.microsoft.com/office/word/2023/wordml/word16du" xmlns:w16sdtdh="http://schemas.microsoft.com/office/word/2020/wordml/sdtdatahash" xmlns:w16sdtfl="http://schemas.microsoft.com/office/word/2024/wordml/sdtformatlock" xmlns:w16se="http://schemas.microsoft.com/office/word/2015/wordml/symex" xmlns:wpg="http://schemas.microsoft.com/office/word/2010/wordprocessingGroup" xmlns:wpi="http://schemas.microsoft.com/office/word/2010/wordprocessingInk" xmlns:wne="http://schemas.microsoft.com/office/word/2006/wordml" xmlns:wps="http://schemas.microsoft.com/office/word/2010/wordprocessingShape" mc:Ignorable="w14 w15 w16se w16cid w16 w16cex w16sdtdh w16sdtfl w16du wp14">
+<w:hdr xmlns:wpc="http://schemas.microsoft.com/office/word/2010/wordprocessingCanvas" xmlns:cx="http://schemas.microsoft.com/office/drawing/2014/chartex" xmlns:cx1="http://schemas.microsoft.com/office/drawing/2015/9/8/chartex" xmlns:cx2="http://schemas.microsoft.com/office/drawing/2015/10/21/chartex" xmlns:cx3="http://schemas.microsoft.com/office/drawing/2016/5/9/chartex" xmlns:cx4="http://schemas.microsoft.com/office/drawing/2016/5/10/chartex" xmlns:cx5="http://schemas.microsoft.com/office/drawing/2016/5/11/chartex" xmlns:cx6="http://schemas.microsoft.com/office/drawing/2016/5/12/chartex" xmlns:cx7="http://schemas.microsoft.com/office/drawing/2016/5/13/chartex" xmlns:cx8="http://schemas.microsoft.com/office/drawing/2016/5/14/chartex" xmlns:mc="http://schemas.openxmlformats.org/markup-compatibility/2006" xmlns:m="http://schemas.openxmlformats.org/officeDocument/2006/math" xmlns:aink="http://schemas.microsoft.com/office/drawing/2016/ink" xmlns:am3d="http://schemas.microsoft.com/office/drawing/2017/model3d" xmlns:oel="http://schemas.microsoft.com/office/2019/extlst" xmlns:r="http://schemas.openxmlformats.org/officeDocument/2006/relationships" xmlns:wp14="http://schemas.microsoft.com/office/word/2010/wordprocessingDrawing" xmlns:wp="http://schemas.openxmlformats.org/drawingml/2006/wordprocessingDrawing" xmlns:wpg="http://schemas.microsoft.com/office/word/2010/wordprocessingGroup" xmlns:wpi="http://schemas.microsoft.com/office/word/2010/wordprocessingInk" xmlns:wps="http://schemas.microsoft.com/office/word/2010/wordprocessingShape" xmlns:o="urn:schemas-microsoft-com:office:office" xmlns:v="urn:schemas-microsoft-com:vml" xmlns:w10="urn:schemas-microsoft-com:office:word" xmlns:w="http://schemas.openxmlformats.org/wordprocessingml/2006/main" xmlns:w14="http://schemas.microsoft.com/office/word/2010/wordml" xmlns:w15="http://schemas.microsoft.com/office/word/2012/wordml" xmlns:w16cei="http://schemas.microsoft.com/office/word/2026/wordml/cei" xmlns:w16cex="http://schemas.microsoft.com/office/word/2018/wordml/cex" xmlns:w16cid="http://schemas.microsoft.com/office/word/2016/wordml/cid" xmlns:w16="http://schemas.microsoft.com/office/word/2018/wordml" xmlns:w16sdtdh="http://schemas.microsoft.com/office/word/2020/wordml/sdtdatahash" xmlns:w16sdtfl="http://schemas.microsoft.com/office/word/2024/wordml/sdtformatlock" xmlns:w16se="http://schemas.microsoft.com/office/word/2015/wordml/symex" xmlns:w16du="http://schemas.microsoft.com/office/word/2023/wordml/word16du" xmlns:wne="http://schemas.microsoft.com/office/word/2006/wordml" mc:Ignorable="w14 w15 w16se w16cid w16 w16cex w16sdtdh w16sdtfl w16du wp14">
   <w:p>
     <w:pPr>
       <w:pStyle w:val="Koptekst"/>
@@ -3412,7 +4579,7 @@
 </file>
 
 <file path=word/header2.xml><?xml version="1.0" encoding="utf-8"?>
-<w:hdr xmlns:wpc="http://schemas.microsoft.com/office/word/2010/wordprocessingCanvas" xmlns:cx="http://schemas.microsoft.com/office/drawing/2014/chartex" xmlns:cx1="http://schemas.microsoft.com/office/drawing/2015/9/8/chartex" xmlns:cx2="http://schemas.microsoft.com/office/drawing/2015/10/21/chartex" xmlns:cx3="http://schemas.microsoft.com/office/drawing/2016/5/9/chartex" xmlns:cx4="http://schemas.microsoft.com/office/drawing/2016/5/10/chartex" xmlns:cx5="http://schemas.microsoft.com/office/drawing/2016/5/11/chartex" xmlns:cx6="http://schemas.microsoft.com/office/drawing/2016/5/12/chartex" xmlns:cx7="http://schemas.microsoft.com/office/drawing/2016/5/13/chartex" xmlns:cx8="http://schemas.microsoft.com/office/drawing/2016/5/14/chartex" xmlns:mc="http://schemas.openxmlformats.org/markup-compatibility/2006" xmlns:aink="http://schemas.microsoft.com/office/drawing/2016/ink" xmlns:am3d="http://schemas.microsoft.com/office/drawing/2017/model3d" xmlns:o="urn:schemas-microsoft-com:office:office" xmlns:oel="http://schemas.microsoft.com/office/2019/extlst" xmlns:r="http://schemas.openxmlformats.org/officeDocument/2006/relationships" xmlns:m="http://schemas.openxmlformats.org/officeDocument/2006/math" xmlns:v="urn:schemas-microsoft-com:vml" xmlns:wp14="http://schemas.microsoft.com/office/word/2010/wordprocessingDrawing" xmlns:wp="http://schemas.openxmlformats.org/drawingml/2006/wordprocessingDrawing" xmlns:w10="urn:schemas-microsoft-com:office:word" xmlns:w="http://schemas.openxmlformats.org/wordprocessingml/2006/main" xmlns:w14="http://schemas.microsoft.com/office/word/2010/wordml" xmlns:w15="http://schemas.microsoft.com/office/word/2012/wordml" xmlns:w16cex="http://schemas.microsoft.com/office/word/2018/wordml/cex" xmlns:w16cid="http://schemas.microsoft.com/office/word/2016/wordml/cid" xmlns:w16="http://schemas.microsoft.com/office/word/2018/wordml" xmlns:w16du="http://schemas.microsoft.com/office/word/2023/wordml/word16du" xmlns:w16sdtdh="http://schemas.microsoft.com/office/word/2020/wordml/sdtdatahash" xmlns:w16sdtfl="http://schemas.microsoft.com/office/word/2024/wordml/sdtformatlock" xmlns:w16se="http://schemas.microsoft.com/office/word/2015/wordml/symex" xmlns:wpg="http://schemas.microsoft.com/office/word/2010/wordprocessingGroup" xmlns:wpi="http://schemas.microsoft.com/office/word/2010/wordprocessingInk" xmlns:wne="http://schemas.microsoft.com/office/word/2006/wordml" xmlns:wps="http://schemas.microsoft.com/office/word/2010/wordprocessingShape" mc:Ignorable="w14 w15 w16se w16cid w16 w16cex w16sdtdh w16sdtfl w16du wp14">
+<w:hdr xmlns:wpc="http://schemas.microsoft.com/office/word/2010/wordprocessingCanvas" xmlns:cx="http://schemas.microsoft.com/office/drawing/2014/chartex" xmlns:cx1="http://schemas.microsoft.com/office/drawing/2015/9/8/chartex" xmlns:cx2="http://schemas.microsoft.com/office/drawing/2015/10/21/chartex" xmlns:cx3="http://schemas.microsoft.com/office/drawing/2016/5/9/chartex" xmlns:cx4="http://schemas.microsoft.com/office/drawing/2016/5/10/chartex" xmlns:cx5="http://schemas.microsoft.com/office/drawing/2016/5/11/chartex" xmlns:cx6="http://schemas.microsoft.com/office/drawing/2016/5/12/chartex" xmlns:cx7="http://schemas.microsoft.com/office/drawing/2016/5/13/chartex" xmlns:cx8="http://schemas.microsoft.com/office/drawing/2016/5/14/chartex" xmlns:mc="http://schemas.openxmlformats.org/markup-compatibility/2006" xmlns:m="http://schemas.openxmlformats.org/officeDocument/2006/math" xmlns:aink="http://schemas.microsoft.com/office/drawing/2016/ink" xmlns:am3d="http://schemas.microsoft.com/office/drawing/2017/model3d" xmlns:oel="http://schemas.microsoft.com/office/2019/extlst" xmlns:r="http://schemas.openxmlformats.org/officeDocument/2006/relationships" xmlns:wp14="http://schemas.microsoft.com/office/word/2010/wordprocessingDrawing" xmlns:wp="http://schemas.openxmlformats.org/drawingml/2006/wordprocessingDrawing" xmlns:wpg="http://schemas.microsoft.com/office/word/2010/wordprocessingGroup" xmlns:wpi="http://schemas.microsoft.com/office/word/2010/wordprocessingInk" xmlns:wps="http://schemas.microsoft.com/office/word/2010/wordprocessingShape" xmlns:o="urn:schemas-microsoft-com:office:office" xmlns:v="urn:schemas-microsoft-com:vml" xmlns:w10="urn:schemas-microsoft-com:office:word" xmlns:w="http://schemas.openxmlformats.org/wordprocessingml/2006/main" xmlns:w14="http://schemas.microsoft.com/office/word/2010/wordml" xmlns:w15="http://schemas.microsoft.com/office/word/2012/wordml" xmlns:w16cei="http://schemas.microsoft.com/office/word/2026/wordml/cei" xmlns:w16cex="http://schemas.microsoft.com/office/word/2018/wordml/cex" xmlns:w16cid="http://schemas.microsoft.com/office/word/2016/wordml/cid" xmlns:w16="http://schemas.microsoft.com/office/word/2018/wordml" xmlns:w16sdtdh="http://schemas.microsoft.com/office/word/2020/wordml/sdtdatahash" xmlns:w16sdtfl="http://schemas.microsoft.com/office/word/2024/wordml/sdtformatlock" xmlns:w16se="http://schemas.microsoft.com/office/word/2015/wordml/symex" xmlns:w16du="http://schemas.microsoft.com/office/word/2023/wordml/word16du" xmlns:wne="http://schemas.microsoft.com/office/word/2006/wordml" mc:Ignorable="w14 w15 w16se w16cid w16 w16cex w16sdtdh w16sdtfl w16du wp14">
   <w:p>
     <w:pPr>
       <w:pStyle w:val="Koptekst"/>
@@ -3462,7 +4629,7 @@
 </file>
 
 <file path=word/numbering.xml><?xml version="1.0" encoding="utf-8"?>
-<w:numbering xmlns:wpc="http://schemas.microsoft.com/office/word/2010/wordprocessingCanvas" xmlns:cx="http://schemas.microsoft.com/office/drawing/2014/chartex" xmlns:cx1="http://schemas.microsoft.com/office/drawing/2015/9/8/chartex" xmlns:cx2="http://schemas.microsoft.com/office/drawing/2015/10/21/chartex" xmlns:cx3="http://schemas.microsoft.com/office/drawing/2016/5/9/chartex" xmlns:cx4="http://schemas.microsoft.com/office/drawing/2016/5/10/chartex" xmlns:cx5="http://schemas.microsoft.com/office/drawing/2016/5/11/chartex" xmlns:cx6="http://schemas.microsoft.com/office/drawing/2016/5/12/chartex" xmlns:cx7="http://schemas.microsoft.com/office/drawing/2016/5/13/chartex" xmlns:cx8="http://schemas.microsoft.com/office/drawing/2016/5/14/chartex" xmlns:mc="http://schemas.openxmlformats.org/markup-compatibility/2006" xmlns:aink="http://schemas.microsoft.com/office/drawing/2016/ink" xmlns:am3d="http://schemas.microsoft.com/office/drawing/2017/model3d" xmlns:o="urn:schemas-microsoft-com:office:office" xmlns:oel="http://schemas.microsoft.com/office/2019/extlst" xmlns:r="http://schemas.openxmlformats.org/officeDocument/2006/relationships" xmlns:m="http://schemas.openxmlformats.org/officeDocument/2006/math" xmlns:v="urn:schemas-microsoft-com:vml" xmlns:wp14="http://schemas.microsoft.com/office/word/2010/wordprocessingDrawing" xmlns:wp="http://schemas.openxmlformats.org/drawingml/2006/wordprocessingDrawing" xmlns:w10="urn:schemas-microsoft-com:office:word" xmlns:w="http://schemas.openxmlformats.org/wordprocessingml/2006/main" xmlns:w14="http://schemas.microsoft.com/office/word/2010/wordml" xmlns:w15="http://schemas.microsoft.com/office/word/2012/wordml" xmlns:w16cex="http://schemas.microsoft.com/office/word/2018/wordml/cex" xmlns:w16cid="http://schemas.microsoft.com/office/word/2016/wordml/cid" xmlns:w16="http://schemas.microsoft.com/office/word/2018/wordml" xmlns:w16du="http://schemas.microsoft.com/office/word/2023/wordml/word16du" xmlns:w16sdtdh="http://schemas.microsoft.com/office/word/2020/wordml/sdtdatahash" xmlns:w16sdtfl="http://schemas.microsoft.com/office/word/2024/wordml/sdtformatlock" xmlns:w16se="http://schemas.microsoft.com/office/word/2015/wordml/symex" xmlns:wpg="http://schemas.microsoft.com/office/word/2010/wordprocessingGroup" xmlns:wpi="http://schemas.microsoft.com/office/word/2010/wordprocessingInk" xmlns:wne="http://schemas.microsoft.com/office/word/2006/wordml" xmlns:wps="http://schemas.microsoft.com/office/word/2010/wordprocessingShape" mc:Ignorable="w14 w15 w16se w16cid w16 w16cex w16sdtdh w16sdtfl w16du wp14">
+<w:numbering xmlns:wpc="http://schemas.microsoft.com/office/word/2010/wordprocessingCanvas" xmlns:cx="http://schemas.microsoft.com/office/drawing/2014/chartex" xmlns:cx1="http://schemas.microsoft.com/office/drawing/2015/9/8/chartex" xmlns:cx2="http://schemas.microsoft.com/office/drawing/2015/10/21/chartex" xmlns:cx3="http://schemas.microsoft.com/office/drawing/2016/5/9/chartex" xmlns:cx4="http://schemas.microsoft.com/office/drawing/2016/5/10/chartex" xmlns:cx5="http://schemas.microsoft.com/office/drawing/2016/5/11/chartex" xmlns:cx6="http://schemas.microsoft.com/office/drawing/2016/5/12/chartex" xmlns:cx7="http://schemas.microsoft.com/office/drawing/2016/5/13/chartex" xmlns:cx8="http://schemas.microsoft.com/office/drawing/2016/5/14/chartex" xmlns:mc="http://schemas.openxmlformats.org/markup-compatibility/2006" xmlns:m="http://schemas.openxmlformats.org/officeDocument/2006/math" xmlns:aink="http://schemas.microsoft.com/office/drawing/2016/ink" xmlns:am3d="http://schemas.microsoft.com/office/drawing/2017/model3d" xmlns:oel="http://schemas.microsoft.com/office/2019/extlst" xmlns:r="http://schemas.openxmlformats.org/officeDocument/2006/relationships" xmlns:wp14="http://schemas.microsoft.com/office/word/2010/wordprocessingDrawing" xmlns:wp="http://schemas.openxmlformats.org/drawingml/2006/wordprocessingDrawing" xmlns:wpg="http://schemas.microsoft.com/office/word/2010/wordprocessingGroup" xmlns:wpi="http://schemas.microsoft.com/office/word/2010/wordprocessingInk" xmlns:wps="http://schemas.microsoft.com/office/word/2010/wordprocessingShape" xmlns:o="urn:schemas-microsoft-com:office:office" xmlns:v="urn:schemas-microsoft-com:vml" xmlns:w10="urn:schemas-microsoft-com:office:word" xmlns:w="http://schemas.openxmlformats.org/wordprocessingml/2006/main" xmlns:w14="http://schemas.microsoft.com/office/word/2010/wordml" xmlns:w15="http://schemas.microsoft.com/office/word/2012/wordml" xmlns:w16cei="http://schemas.microsoft.com/office/word/2026/wordml/cei" xmlns:w16cex="http://schemas.microsoft.com/office/word/2018/wordml/cex" xmlns:w16cid="http://schemas.microsoft.com/office/word/2016/wordml/cid" xmlns:w16="http://schemas.microsoft.com/office/word/2018/wordml" xmlns:w16sdtdh="http://schemas.microsoft.com/office/word/2020/wordml/sdtdatahash" xmlns:w16sdtfl="http://schemas.microsoft.com/office/word/2024/wordml/sdtformatlock" xmlns:w16se="http://schemas.microsoft.com/office/word/2015/wordml/symex" xmlns:w16du="http://schemas.microsoft.com/office/word/2023/wordml/word16du" xmlns:wne="http://schemas.microsoft.com/office/word/2006/wordml" mc:Ignorable="w14 w15 w16se w16cid w16 w16cex w16sdtdh w16sdtfl w16du wp14">
   <w:abstractNum w:abstractNumId="0" w15:restartNumberingAfterBreak="0">
     <w:nsid w:val="46530FA7"/>
     <w:multiLevelType w:val="hybridMultilevel"/>
@@ -3559,7 +4726,7 @@
 </file>
 
 <file path=word/styles.xml><?xml version="1.0" encoding="utf-8"?>
-<w:styles xmlns:mc="http://schemas.openxmlformats.org/markup-compatibility/2006" xmlns:r="http://schemas.openxmlformats.org/officeDocument/2006/relationships" xmlns:w="http://schemas.openxmlformats.org/wordprocessingml/2006/main" xmlns:w14="http://schemas.microsoft.com/office/word/2010/wordml" xmlns:w15="http://schemas.microsoft.com/office/word/2012/wordml" xmlns:w16cex="http://schemas.microsoft.com/office/word/2018/wordml/cex" xmlns:w16cid="http://schemas.microsoft.com/office/word/2016/wordml/cid" xmlns:w16="http://schemas.microsoft.com/office/word/2018/wordml" xmlns:w16du="http://schemas.microsoft.com/office/word/2023/wordml/word16du" xmlns:w16sdtdh="http://schemas.microsoft.com/office/word/2020/wordml/sdtdatahash" xmlns:w16sdtfl="http://schemas.microsoft.com/office/word/2024/wordml/sdtformatlock" xmlns:w16se="http://schemas.microsoft.com/office/word/2015/wordml/symex" mc:Ignorable="w14 w15 w16se w16cid w16 w16cex w16sdtdh w16sdtfl w16du">
+<w:styles xmlns:mc="http://schemas.openxmlformats.org/markup-compatibility/2006" xmlns:r="http://schemas.openxmlformats.org/officeDocument/2006/relationships" xmlns:w="http://schemas.openxmlformats.org/wordprocessingml/2006/main" xmlns:w14="http://schemas.microsoft.com/office/word/2010/wordml" xmlns:w15="http://schemas.microsoft.com/office/word/2012/wordml" xmlns:w16cex="http://schemas.microsoft.com/office/word/2018/wordml/cex" xmlns:w16cid="http://schemas.microsoft.com/office/word/2016/wordml/cid" xmlns:w16="http://schemas.microsoft.com/office/word/2018/wordml" xmlns:w16sdtdh="http://schemas.microsoft.com/office/word/2020/wordml/sdtdatahash" xmlns:w16sdtfl="http://schemas.microsoft.com/office/word/2024/wordml/sdtformatlock" xmlns:w16se="http://schemas.microsoft.com/office/word/2015/wordml/symex" xmlns:w16du="http://schemas.microsoft.com/office/word/2023/wordml/word16du" mc:Ignorable="w14 w15 w16se w16cid w16 w16cex w16sdtdh w16sdtfl w16du">
   <w:docDefaults>
     <w:rPrDefault>
       <w:rPr>
